--- a/Sentiment_Score/Directional_Score/directional_sentiment_prompt.docx
+++ b/Sentiment_Score/Directional_Score/directional_sentiment_prompt.docx
@@ -4,2329 +4,497 @@
   <w:body>
     <w:p>
       <w:pPr>
-        <w:pStyle w:val="Heading4"/>
-        <w:rPr>
-          <w:color w:val="auto"/>
-        </w:rPr>
-      </w:pPr>
-      <w:r>
-        <w:rPr>
-          <w:color w:val="auto"/>
-        </w:rPr>
-        <w:t>Role:</w:t>
+        <w:rPr>
+          <w:rFonts w:eastAsia="Yu Gothic"/>
+          <w:b/>
+          <w:bCs/>
+          <w:lang w:eastAsia="ja-JP"/>
+        </w:rPr>
+      </w:pPr>
+      <w:r>
+        <w:rPr>
+          <w:rFonts w:eastAsia="Yu Gothic" w:hint="eastAsia"/>
+          <w:b/>
+          <w:bCs/>
+          <w:lang w:eastAsia="ja-JP"/>
+        </w:rPr>
+        <w:t>1st Message:</w:t>
       </w:r>
     </w:p>
     <w:p>
-      <w:pPr>
-        <w:spacing w:line="240" w:lineRule="auto"/>
-      </w:pPr>
-      <w:r>
-        <w:t xml:space="preserve">You are a </w:t>
-      </w:r>
-      <w:r>
-        <w:t>professional</w:t>
-      </w:r>
-      <w:r>
-        <w:t xml:space="preserve"> financial</w:t>
-      </w:r>
-      <w:r>
-        <w:t>-</w:t>
-      </w:r>
-      <w:r>
-        <w:t>markets</w:t>
-      </w:r>
-      <w:r>
-        <w:t xml:space="preserve"> analyst </w:t>
-      </w:r>
-      <w:r>
-        <w:t xml:space="preserve">specializing in </w:t>
-      </w:r>
-      <w:r>
-        <w:t xml:space="preserve">evaluating </w:t>
-      </w:r>
-      <w:r>
-        <w:t>short-horizon directional sentiment for publicly traded companies.</w:t>
+      <w:r>
+        <w:rPr>
+          <w:rFonts w:hint="eastAsia"/>
+        </w:rPr>
+        <w:t>Your task is to classify financial news into three categories:</w:t>
+      </w:r>
+      <w:r>
+        <w:t xml:space="preserve"> bullish</w:t>
+      </w:r>
+      <w:r>
+        <w:rPr>
+          <w:rFonts w:hint="eastAsia"/>
+        </w:rPr>
+        <w:t xml:space="preserve">, </w:t>
+      </w:r>
+      <w:r>
+        <w:t>neutral</w:t>
+      </w:r>
+      <w:r>
+        <w:rPr>
+          <w:rFonts w:hint="eastAsia"/>
+        </w:rPr>
+        <w:t xml:space="preserve">, or </w:t>
+      </w:r>
+      <w:r>
+        <w:rPr>
+          <w:rFonts w:eastAsia="Yu Gothic" w:hint="eastAsia"/>
+          <w:lang w:eastAsia="ja-JP"/>
+        </w:rPr>
+        <w:t>bearish</w:t>
+      </w:r>
+      <w:r>
+        <w:rPr>
+          <w:rFonts w:hint="eastAsia"/>
+        </w:rPr>
+        <w:t xml:space="preserve">. These </w:t>
+      </w:r>
+      <w:r>
+        <w:t>sentiment</w:t>
+      </w:r>
+      <w:r>
+        <w:rPr>
+          <w:rFonts w:hint="eastAsia"/>
+        </w:rPr>
+        <w:t xml:space="preserve"> categories are used to predict the </w:t>
+      </w:r>
+      <w:r>
+        <w:rPr>
+          <w:rFonts w:eastAsia="Yu Gothic" w:hint="eastAsia"/>
+          <w:lang w:eastAsia="ja-JP"/>
+        </w:rPr>
+        <w:t xml:space="preserve">expected </w:t>
+      </w:r>
+      <w:r>
+        <w:rPr>
+          <w:rFonts w:eastAsia="Yu Gothic" w:hint="eastAsia"/>
+          <w:lang w:eastAsia="ja-JP"/>
+        </w:rPr>
+        <w:t>short</w:t>
+      </w:r>
+      <w:r>
+        <w:rPr>
+          <w:rFonts w:hint="eastAsia"/>
+        </w:rPr>
+        <w:t>-term</w:t>
+      </w:r>
+      <w:r>
+        <w:rPr>
+          <w:rFonts w:eastAsia="Yu Gothic" w:hint="eastAsia"/>
+          <w:lang w:eastAsia="ja-JP"/>
+        </w:rPr>
+        <w:t xml:space="preserve"> (1 week)</w:t>
+      </w:r>
+      <w:r>
+        <w:rPr>
+          <w:rFonts w:hint="eastAsia"/>
+        </w:rPr>
+        <w:t xml:space="preserve"> directional impact on &lt;Company-Name&gt;</w:t>
+      </w:r>
+      <w:r>
+        <w:rPr>
+          <w:rFonts w:eastAsia="Yu Gothic" w:hint="eastAsia"/>
+          <w:lang w:eastAsia="ja-JP"/>
+        </w:rPr>
+        <w:t>(&lt;Company-Ticker&gt;)</w:t>
+      </w:r>
+      <w:r>
+        <w:rPr>
+          <w:rFonts w:eastAsia="Yu Gothic"/>
+          <w:lang w:eastAsia="ja-JP"/>
+        </w:rPr>
+        <w:t>’</w:t>
+      </w:r>
+      <w:r>
+        <w:rPr>
+          <w:rFonts w:eastAsia="Yu Gothic" w:hint="eastAsia"/>
+          <w:lang w:eastAsia="ja-JP"/>
+        </w:rPr>
+        <w:t>s</w:t>
+      </w:r>
+      <w:r>
+        <w:rPr>
+          <w:rFonts w:hint="eastAsia"/>
+        </w:rPr>
+        <w:t xml:space="preserve"> stock</w:t>
+      </w:r>
+      <w:r>
+        <w:rPr>
+          <w:rFonts w:eastAsia="Yu Gothic" w:hint="eastAsia"/>
+          <w:lang w:eastAsia="ja-JP"/>
+        </w:rPr>
+        <w:t xml:space="preserve"> price</w:t>
+      </w:r>
+      <w:r>
+        <w:rPr>
+          <w:rFonts w:hint="eastAsia"/>
+        </w:rPr>
+        <w:t>.</w:t>
       </w:r>
     </w:p>
     <w:p>
       <w:pPr>
         <w:spacing w:line="240" w:lineRule="auto"/>
       </w:pPr>
-      <w:r>
-        <w:t xml:space="preserve">Your task is to </w:t>
-      </w:r>
-      <w:r>
-        <w:t>assess</w:t>
-      </w:r>
-      <w:r>
-        <w:t xml:space="preserve"> each news article independently and determine whether </w:t>
-      </w:r>
-      <w:r>
-        <w:t>its</w:t>
-      </w:r>
-      <w:r>
-        <w:t xml:space="preserve"> </w:t>
-      </w:r>
-      <w:r>
-        <w:t xml:space="preserve">content </w:t>
-      </w:r>
-      <w:r>
-        <w:t xml:space="preserve">implies a positive, negative, or neutral </w:t>
-      </w:r>
-      <w:r>
-        <w:t>near</w:t>
-      </w:r>
-      <w:r>
-        <w:t xml:space="preserve">-term directional </w:t>
-      </w:r>
-      <w:r>
-        <w:t xml:space="preserve">impact on the target company’s stock over the next </w:t>
-      </w:r>
-      <w:r>
-        <w:t>week</w:t>
-      </w:r>
-      <w:r>
-        <w:t>.</w:t>
-      </w:r>
     </w:p>
     <w:p>
       <w:pPr>
-        <w:pStyle w:val="Heading4"/>
-        <w:rPr>
-          <w:color w:val="auto"/>
-        </w:rPr>
-      </w:pPr>
-      <w:r>
-        <w:rPr>
-          <w:color w:val="auto"/>
-        </w:rPr>
-        <w:t>Target Company</w:t>
+        <w:spacing w:line="240" w:lineRule="auto"/>
+        <w:rPr>
+          <w:rFonts w:eastAsia="Yu Gothic"/>
+          <w:b/>
+          <w:bCs/>
+          <w:lang w:eastAsia="ja-JP"/>
+        </w:rPr>
+      </w:pPr>
+      <w:r>
+        <w:rPr>
+          <w:rFonts w:eastAsia="Yu Gothic" w:hint="eastAsia"/>
+          <w:b/>
+          <w:bCs/>
+          <w:lang w:eastAsia="ja-JP"/>
+        </w:rPr>
+        <w:t>2</w:t>
+      </w:r>
+      <w:r>
+        <w:rPr>
+          <w:rFonts w:eastAsia="Yu Gothic" w:hint="eastAsia"/>
+          <w:b/>
+          <w:bCs/>
+          <w:lang w:eastAsia="ja-JP"/>
+        </w:rPr>
+        <w:t>nd</w:t>
+      </w:r>
+      <w:r>
+        <w:rPr>
+          <w:rFonts w:eastAsia="Yu Gothic" w:hint="eastAsia"/>
+          <w:b/>
+          <w:bCs/>
+          <w:lang w:eastAsia="ja-JP"/>
+        </w:rPr>
+        <w:t xml:space="preserve"> Message:</w:t>
       </w:r>
     </w:p>
     <w:p>
       <w:pPr>
-        <w:pStyle w:val="ListParagraph"/>
-        <w:numPr>
-          <w:ilvl w:val="0"/>
-          <w:numId w:val="1"/>
-        </w:numPr>
         <w:spacing w:line="240" w:lineRule="auto"/>
-      </w:pPr>
-      <w:r>
-        <w:t>Company name: &lt;Company Name&gt;</w:t>
+        <w:rPr>
+          <w:rFonts w:eastAsia="Yu Gothic"/>
+          <w:lang w:eastAsia="ja-JP"/>
+        </w:rPr>
+      </w:pPr>
+      <w:r>
+        <w:rPr>
+          <w:rFonts w:eastAsia="Yu Gothic" w:hint="eastAsia"/>
+          <w:lang w:eastAsia="ja-JP"/>
+        </w:rPr>
+        <w:t>C</w:t>
+      </w:r>
+      <w:r>
+        <w:rPr>
+          <w:rFonts w:hint="eastAsia"/>
+        </w:rPr>
+        <w:t xml:space="preserve">lassify </w:t>
+      </w:r>
+      <w:r>
+        <w:rPr>
+          <w:rFonts w:eastAsia="Yu Gothic" w:hint="eastAsia"/>
+          <w:lang w:eastAsia="ja-JP"/>
+        </w:rPr>
+        <w:t>each</w:t>
+      </w:r>
+      <w:r>
+        <w:rPr>
+          <w:rFonts w:hint="eastAsia"/>
+        </w:rPr>
+        <w:t xml:space="preserve"> financial news </w:t>
+      </w:r>
+      <w:r>
+        <w:rPr>
+          <w:rFonts w:hint="eastAsia"/>
+        </w:rPr>
+        <w:t xml:space="preserve">in </w:t>
+      </w:r>
+      <w:r>
+        <w:rPr>
+          <w:rFonts w:eastAsia="Yu Gothic" w:hint="eastAsia"/>
+          <w:lang w:eastAsia="ja-JP"/>
+        </w:rPr>
+        <w:t xml:space="preserve">the </w:t>
+      </w:r>
+      <w:r>
+        <w:rPr>
+          <w:rFonts w:hint="eastAsia"/>
+        </w:rPr>
+        <w:t xml:space="preserve">provided csv </w:t>
+      </w:r>
+      <w:r>
+        <w:rPr>
+          <w:rFonts w:hint="eastAsia"/>
+        </w:rPr>
+        <w:t>into</w:t>
+      </w:r>
+      <w:r>
+        <w:rPr>
+          <w:rFonts w:eastAsia="Yu Gothic" w:hint="eastAsia"/>
+          <w:lang w:eastAsia="ja-JP"/>
+        </w:rPr>
+        <w:t xml:space="preserve"> one of the three</w:t>
+      </w:r>
+      <w:r>
+        <w:rPr>
+          <w:rFonts w:hint="eastAsia"/>
+        </w:rPr>
+        <w:t xml:space="preserve"> </w:t>
+      </w:r>
+      <w:r>
+        <w:rPr>
+          <w:rFonts w:eastAsia="Yu Gothic" w:hint="eastAsia"/>
+          <w:lang w:eastAsia="ja-JP"/>
+        </w:rPr>
+        <w:t xml:space="preserve">directional </w:t>
+      </w:r>
+      <w:r>
+        <w:rPr>
+          <w:rFonts w:hint="eastAsia"/>
+        </w:rPr>
+        <w:t xml:space="preserve">sentiment categories (1 for </w:t>
+      </w:r>
+      <w:r>
+        <w:rPr>
+          <w:rFonts w:eastAsia="Yu Gothic" w:hint="eastAsia"/>
+          <w:lang w:eastAsia="ja-JP"/>
+        </w:rPr>
+        <w:t>bullish</w:t>
+      </w:r>
+      <w:r>
+        <w:rPr>
+          <w:rFonts w:hint="eastAsia"/>
+        </w:rPr>
+        <w:t xml:space="preserve">, 0 for neutral, and -1 for </w:t>
+      </w:r>
+      <w:r>
+        <w:rPr>
+          <w:rFonts w:eastAsia="Yu Gothic" w:hint="eastAsia"/>
+          <w:lang w:eastAsia="ja-JP"/>
+        </w:rPr>
+        <w:t>bearish</w:t>
+      </w:r>
+      <w:r>
+        <w:t>) and</w:t>
+      </w:r>
+      <w:r>
+        <w:rPr>
+          <w:rFonts w:hint="eastAsia"/>
+        </w:rPr>
+        <w:t xml:space="preserve"> return a </w:t>
+      </w:r>
+      <w:r>
+        <w:rPr>
+          <w:rFonts w:eastAsia="Yu Gothic" w:hint="eastAsia"/>
+          <w:lang w:eastAsia="ja-JP"/>
+        </w:rPr>
+        <w:t>csv</w:t>
+      </w:r>
+      <w:r>
+        <w:rPr>
+          <w:rFonts w:hint="eastAsia"/>
+        </w:rPr>
+        <w:t xml:space="preserve"> of corresponding numbers. </w:t>
+      </w:r>
+      <w:r>
+        <w:rPr>
+          <w:rFonts w:eastAsia="Yu Gothic" w:hint="eastAsia"/>
+          <w:lang w:eastAsia="ja-JP"/>
+        </w:rPr>
+        <w:t xml:space="preserve">Evaluate each row independently. </w:t>
+      </w:r>
+      <w:r>
+        <w:rPr>
+          <w:rFonts w:hint="eastAsia"/>
+        </w:rPr>
+        <w:t>Only respon</w:t>
+      </w:r>
+      <w:r>
+        <w:rPr>
+          <w:rFonts w:eastAsia="Yu Gothic" w:hint="eastAsia"/>
+          <w:lang w:eastAsia="ja-JP"/>
+        </w:rPr>
+        <w:t>d</w:t>
+      </w:r>
+      <w:r>
+        <w:rPr>
+          <w:rFonts w:hint="eastAsia"/>
+        </w:rPr>
+        <w:t xml:space="preserve"> </w:t>
+      </w:r>
+      <w:r>
+        <w:rPr>
+          <w:rFonts w:eastAsia="Yu Gothic" w:hint="eastAsia"/>
+          <w:lang w:eastAsia="ja-JP"/>
+        </w:rPr>
+        <w:t xml:space="preserve">with </w:t>
+      </w:r>
+      <w:r>
+        <w:rPr>
+          <w:rFonts w:hint="eastAsia"/>
+        </w:rPr>
+        <w:t xml:space="preserve">the result </w:t>
+      </w:r>
+      <w:r>
+        <w:rPr>
+          <w:rFonts w:eastAsia="Yu Gothic" w:hint="eastAsia"/>
+          <w:lang w:eastAsia="ja-JP"/>
+        </w:rPr>
+        <w:t>csv</w:t>
+      </w:r>
+      <w:r>
+        <w:rPr>
+          <w:rFonts w:hint="eastAsia"/>
+        </w:rPr>
+        <w:t xml:space="preserve">, do not </w:t>
+      </w:r>
+      <w:r>
+        <w:rPr>
+          <w:rFonts w:eastAsia="Yu Gothic" w:hint="eastAsia"/>
+          <w:lang w:eastAsia="ja-JP"/>
+        </w:rPr>
+        <w:t>include</w:t>
+      </w:r>
+      <w:r>
+        <w:rPr>
+          <w:rFonts w:hint="eastAsia"/>
+        </w:rPr>
+        <w:t xml:space="preserve"> any</w:t>
+      </w:r>
+      <w:r>
+        <w:rPr>
+          <w:rFonts w:eastAsia="Yu Gothic" w:hint="eastAsia"/>
+          <w:lang w:eastAsia="ja-JP"/>
+        </w:rPr>
+        <w:t xml:space="preserve"> </w:t>
+      </w:r>
+      <w:r>
+        <w:t>explanations</w:t>
+      </w:r>
+      <w:r>
+        <w:rPr>
+          <w:rFonts w:eastAsia="Yu Gothic" w:hint="eastAsia"/>
+          <w:lang w:eastAsia="ja-JP"/>
+        </w:rPr>
+        <w:t xml:space="preserve"> or additional text</w:t>
+      </w:r>
+      <w:r>
+        <w:rPr>
+          <w:rFonts w:eastAsia="Yu Gothic" w:hint="eastAsia"/>
+          <w:lang w:eastAsia="ja-JP"/>
+        </w:rPr>
+        <w:t>:</w:t>
       </w:r>
     </w:p>
     <w:p>
       <w:pPr>
-        <w:pStyle w:val="ListParagraph"/>
-        <w:numPr>
-          <w:ilvl w:val="0"/>
-          <w:numId w:val="1"/>
-        </w:numPr>
         <w:spacing w:line="240" w:lineRule="auto"/>
-      </w:pPr>
-      <w:r>
-        <w:t>Ticker: &lt;Company Ticker&gt;</w:t>
+        <w:rPr>
+          <w:rFonts w:eastAsia="Yu Gothic"/>
+          <w:lang w:eastAsia="ja-JP"/>
+        </w:rPr>
+      </w:pPr>
+      <w:r>
+        <w:rPr>
+          <w:rFonts w:eastAsia="Yu Gothic" w:hint="eastAsia"/>
+          <w:lang w:eastAsia="ja-JP"/>
+        </w:rPr>
+        <w:t>&lt;CSV content&gt;</w:t>
       </w:r>
     </w:p>
     <w:p>
       <w:pPr>
-        <w:widowControl/>
-        <w:spacing w:after="0" w:line="300" w:lineRule="atLeast"/>
-        <w:rPr>
-          <w:rFonts w:eastAsia="Times New Roman" w:cs="Segoe UI"/>
-          <w:kern w:val="0"/>
-          <w14:ligatures w14:val="none"/>
-        </w:rPr>
-      </w:pPr>
-      <w:r>
-        <w:rPr>
-          <w:rFonts w:eastAsia="Times New Roman" w:cs="Segoe UI"/>
-          <w:kern w:val="0"/>
-          <w14:ligatures w14:val="none"/>
-        </w:rPr>
-        <w:t>Treat the company name and ticker as equivalent references to the same target.</w:t>
-      </w:r>
+        <w:spacing w:line="240" w:lineRule="auto"/>
+        <w:rPr>
+          <w:rFonts w:eastAsia="Yu Gothic"/>
+          <w:lang w:eastAsia="ja-JP"/>
+        </w:rPr>
+      </w:pPr>
     </w:p>
     <w:p>
       <w:pPr>
-        <w:pStyle w:val="Heading4"/>
-        <w:rPr>
-          <w:rFonts w:eastAsia="Times New Roman" w:cs="Segoe UI"/>
-          <w:color w:val="auto"/>
-          <w:kern w:val="0"/>
-          <w14:ligatures w14:val="none"/>
-        </w:rPr>
-      </w:pPr>
-      <w:r>
-        <w:rPr>
-          <w:color w:val="auto"/>
-        </w:rPr>
-        <w:t>Input Format (</w:t>
-      </w:r>
-      <w:r>
-        <w:rPr>
-          <w:color w:val="auto"/>
-        </w:rPr>
-        <w:t xml:space="preserve">A </w:t>
-      </w:r>
-      <w:r>
-        <w:rPr>
-          <w:color w:val="auto"/>
-        </w:rPr>
-        <w:t>CSV</w:t>
-      </w:r>
-      <w:r>
-        <w:rPr>
-          <w:color w:val="auto"/>
-        </w:rPr>
-        <w:t xml:space="preserve"> file</w:t>
-      </w:r>
-      <w:r>
-        <w:rPr>
-          <w:color w:val="auto"/>
-        </w:rPr>
-        <w:t>)</w:t>
+        <w:spacing w:line="240" w:lineRule="auto"/>
+        <w:rPr>
+          <w:rFonts w:eastAsia="Yu Gothic"/>
+          <w:b/>
+          <w:bCs/>
+          <w:lang w:eastAsia="ja-JP"/>
+        </w:rPr>
+      </w:pPr>
+      <w:r>
+        <w:rPr>
+          <w:rFonts w:eastAsia="Yu Gothic" w:hint="eastAsia"/>
+          <w:b/>
+          <w:bCs/>
+          <w:lang w:eastAsia="ja-JP"/>
+        </w:rPr>
+        <w:t>3rd Message</w:t>
+      </w:r>
+      <w:r>
+        <w:rPr>
+          <w:rFonts w:eastAsia="Yu Gothic" w:hint="eastAsia"/>
+          <w:b/>
+          <w:bCs/>
+          <w:lang w:eastAsia="ja-JP"/>
+        </w:rPr>
+        <w:t xml:space="preserve"> and so on</w:t>
+      </w:r>
+      <w:r>
+        <w:rPr>
+          <w:rFonts w:eastAsia="Yu Gothic" w:hint="eastAsia"/>
+          <w:b/>
+          <w:bCs/>
+          <w:lang w:eastAsia="ja-JP"/>
+        </w:rPr>
+        <w:t>:</w:t>
       </w:r>
     </w:p>
     <w:p>
       <w:pPr>
-        <w:widowControl/>
-        <w:spacing w:after="0" w:line="300" w:lineRule="atLeast"/>
-        <w:rPr>
-          <w:rFonts w:eastAsia="Times New Roman" w:cs="Segoe UI"/>
-          <w:kern w:val="0"/>
-          <w14:ligatures w14:val="none"/>
-        </w:rPr>
-      </w:pPr>
-      <w:r>
-        <w:t>Y</w:t>
-      </w:r>
-      <w:r>
-        <w:t xml:space="preserve">ou </w:t>
-      </w:r>
-      <w:r>
-        <w:t xml:space="preserve">will </w:t>
-      </w:r>
-      <w:r>
-        <w:t xml:space="preserve">receive </w:t>
-      </w:r>
-      <w:r>
-        <w:t xml:space="preserve">a CSV file with </w:t>
-      </w:r>
-      <w:r>
-        <w:t xml:space="preserve">exactly </w:t>
-      </w:r>
-      <w:r>
-        <w:t>four</w:t>
-      </w:r>
-      <w:r>
-        <w:t xml:space="preserve"> columns:</w:t>
+        <w:spacing w:line="240" w:lineRule="auto"/>
+        <w:rPr>
+          <w:rFonts w:eastAsia="Yu Gothic"/>
+          <w:lang w:eastAsia="ja-JP"/>
+        </w:rPr>
+      </w:pPr>
+      <w:r>
+        <w:rPr>
+          <w:rFonts w:eastAsia="Yu Gothic" w:hint="eastAsia"/>
+          <w:lang w:eastAsia="ja-JP"/>
+        </w:rPr>
+        <w:t>Continue:</w:t>
       </w:r>
     </w:p>
     <w:p>
       <w:pPr>
-        <w:pStyle w:val="ListParagraph"/>
-        <w:numPr>
-          <w:ilvl w:val="0"/>
-          <w:numId w:val="2"/>
-        </w:numPr>
         <w:spacing w:line="240" w:lineRule="auto"/>
-      </w:pPr>
-      <w:r>
-        <w:t>date (YYYY/MM/DD)</w:t>
-      </w:r>
-    </w:p>
-    <w:p>
-      <w:pPr>
-        <w:pStyle w:val="ListParagraph"/>
-        <w:numPr>
-          <w:ilvl w:val="0"/>
-          <w:numId w:val="2"/>
-        </w:numPr>
-        <w:spacing w:line="240" w:lineRule="auto"/>
-      </w:pPr>
-      <w:r>
-        <w:t>headline</w:t>
-      </w:r>
-    </w:p>
-    <w:p>
-      <w:pPr>
-        <w:pStyle w:val="ListParagraph"/>
-        <w:numPr>
-          <w:ilvl w:val="0"/>
-          <w:numId w:val="2"/>
-        </w:numPr>
-        <w:spacing w:line="240" w:lineRule="auto"/>
-      </w:pPr>
-      <w:r>
-        <w:t>source</w:t>
-      </w:r>
-    </w:p>
-    <w:p>
-      <w:pPr>
-        <w:pStyle w:val="ListParagraph"/>
-        <w:numPr>
-          <w:ilvl w:val="0"/>
-          <w:numId w:val="2"/>
-        </w:numPr>
-        <w:spacing w:line="240" w:lineRule="auto"/>
-      </w:pPr>
-      <w:r>
-        <w:t>summary (short blurb or excerpt)</w:t>
-      </w:r>
-    </w:p>
-    <w:p>
-      <w:pPr>
-        <w:spacing w:line="240" w:lineRule="auto"/>
-      </w:pPr>
-      <w:r>
-        <w:t xml:space="preserve">Each row </w:t>
-      </w:r>
-      <w:r>
-        <w:t>represents</w:t>
-      </w:r>
-      <w:r>
-        <w:t xml:space="preserve"> one news article.</w:t>
-      </w:r>
-    </w:p>
-    <w:p>
-      <w:pPr>
-        <w:spacing w:line="240" w:lineRule="auto"/>
-      </w:pPr>
-      <w:r>
-        <w:t xml:space="preserve">Process </w:t>
-      </w:r>
-      <w:r>
-        <w:t xml:space="preserve">each </w:t>
-      </w:r>
-      <w:r>
-        <w:t>row independently.</w:t>
-      </w:r>
-    </w:p>
-    <w:p>
-      <w:pPr>
-        <w:pStyle w:val="Heading4"/>
-        <w:rPr>
-          <w:color w:val="auto"/>
-        </w:rPr>
-      </w:pPr>
-      <w:r>
-        <w:rPr>
-          <w:color w:val="auto"/>
-        </w:rPr>
-        <w:t>Required Output Format (</w:t>
-      </w:r>
-      <w:r>
-        <w:rPr>
-          <w:color w:val="auto"/>
-        </w:rPr>
-        <w:t xml:space="preserve">A </w:t>
-      </w:r>
-      <w:r>
-        <w:rPr>
-          <w:color w:val="auto"/>
-        </w:rPr>
-        <w:t>CSV</w:t>
-      </w:r>
-      <w:r>
-        <w:rPr>
-          <w:color w:val="auto"/>
-        </w:rPr>
-        <w:t xml:space="preserve"> file</w:t>
-      </w:r>
-      <w:r>
-        <w:rPr>
-          <w:color w:val="auto"/>
-        </w:rPr>
-        <w:t>)</w:t>
-      </w:r>
-    </w:p>
-    <w:p>
-      <w:pPr>
-        <w:spacing w:line="240" w:lineRule="auto"/>
-      </w:pPr>
-      <w:r>
-        <w:t xml:space="preserve">Return a CSV </w:t>
-      </w:r>
-      <w:r>
-        <w:t xml:space="preserve">file </w:t>
-      </w:r>
-      <w:r>
-        <w:t>with</w:t>
-      </w:r>
-      <w:r>
-        <w:t xml:space="preserve"> exactly </w:t>
-      </w:r>
-      <w:r>
-        <w:t>three</w:t>
-      </w:r>
-      <w:r>
-        <w:t xml:space="preserve"> columns in this order:</w:t>
-      </w:r>
-    </w:p>
-    <w:p>
-      <w:pPr>
-        <w:pStyle w:val="ListParagraph"/>
-        <w:numPr>
-          <w:ilvl w:val="0"/>
-          <w:numId w:val="4"/>
-        </w:numPr>
-        <w:spacing w:line="240" w:lineRule="auto"/>
-      </w:pPr>
-      <w:r>
-        <w:t>date</w:t>
-      </w:r>
-    </w:p>
-    <w:p>
-      <w:pPr>
-        <w:pStyle w:val="ListParagraph"/>
-        <w:numPr>
-          <w:ilvl w:val="0"/>
-          <w:numId w:val="4"/>
-        </w:numPr>
-        <w:spacing w:line="240" w:lineRule="auto"/>
-      </w:pPr>
-      <w:r>
-        <w:t>category</w:t>
-      </w:r>
-    </w:p>
-    <w:p>
-      <w:pPr>
-        <w:pStyle w:val="ListParagraph"/>
-        <w:numPr>
-          <w:ilvl w:val="0"/>
-          <w:numId w:val="4"/>
-        </w:numPr>
-        <w:spacing w:line="240" w:lineRule="auto"/>
-      </w:pPr>
-      <w:proofErr w:type="spellStart"/>
-      <w:r>
-        <w:t>directional_score</w:t>
-      </w:r>
-      <w:proofErr w:type="spellEnd"/>
-    </w:p>
-    <w:p>
-      <w:pPr>
-        <w:spacing w:line="240" w:lineRule="auto"/>
-      </w:pPr>
-      <w:r>
-        <w:t>N</w:t>
-      </w:r>
-      <w:r>
-        <w:t xml:space="preserve">o commentary, no </w:t>
-      </w:r>
-      <w:r>
-        <w:t>m</w:t>
-      </w:r>
-      <w:r>
-        <w:t>arkdown</w:t>
-      </w:r>
-      <w:r>
-        <w:t>, no explanations outside the CSV.</w:t>
-      </w:r>
-    </w:p>
-    <w:p>
-      <w:pPr>
-        <w:spacing w:line="240" w:lineRule="auto"/>
-      </w:pPr>
-      <w:r>
-        <w:t xml:space="preserve">Ensure the number of rows in the output CSV </w:t>
-      </w:r>
-      <w:r>
-        <w:t xml:space="preserve">file </w:t>
-      </w:r>
-      <w:r>
-        <w:t>matches the input CSV.</w:t>
-      </w:r>
-    </w:p>
-    <w:p>
-      <w:pPr>
-        <w:pStyle w:val="Heading4"/>
-        <w:rPr>
-          <w:color w:val="auto"/>
-        </w:rPr>
-      </w:pPr>
-      <w:r>
-        <w:rPr>
-          <w:color w:val="auto"/>
-        </w:rPr>
-        <w:t>Definition</w:t>
-      </w:r>
-      <w:r>
-        <w:rPr>
-          <w:color w:val="auto"/>
-        </w:rPr>
-        <w:t xml:space="preserve"> of </w:t>
-      </w:r>
-      <w:r>
-        <w:rPr>
-          <w:color w:val="auto"/>
-        </w:rPr>
-        <w:t xml:space="preserve">Directional </w:t>
-      </w:r>
-      <w:r>
-        <w:rPr>
-          <w:color w:val="auto"/>
-        </w:rPr>
-        <w:t>Sentiment</w:t>
-      </w:r>
-    </w:p>
-    <w:p>
-      <w:r>
-        <w:t>Directional Sentiment = the expected near-term stock price direction implied solely by the article’s content.</w:t>
-      </w:r>
-    </w:p>
-    <w:p>
-      <w:r>
-        <w:t>Directional Sentiment is direction, not importance.</w:t>
-      </w:r>
-    </w:p>
-    <w:p>
-      <w:pPr>
-        <w:pStyle w:val="Heading4"/>
         <w:rPr>
           <w:rFonts w:eastAsia="Yu Gothic"/>
-          <w:color w:val="auto"/>
           <w:lang w:eastAsia="ja-JP"/>
         </w:rPr>
       </w:pPr>
       <w:r>
         <w:rPr>
-          <w:color w:val="auto"/>
-        </w:rPr>
-        <w:lastRenderedPageBreak/>
-        <w:t>Categories and Score Ranges</w:t>
-      </w:r>
-    </w:p>
-    <w:p>
-      <w:pPr>
-        <w:spacing w:line="240" w:lineRule="auto"/>
-      </w:pPr>
-      <w:r>
-        <w:t xml:space="preserve">Assign one </w:t>
-      </w:r>
-      <w:r>
-        <w:t>(</w:t>
-      </w:r>
-      <w:r>
-        <w:t>and only one) category and a score in the corresponding range.</w:t>
-      </w:r>
-    </w:p>
-    <w:p>
-      <w:pPr>
-        <w:pStyle w:val="ListParagraph"/>
-        <w:numPr>
-          <w:ilvl w:val="0"/>
-          <w:numId w:val="6"/>
-        </w:numPr>
-        <w:spacing w:line="240" w:lineRule="auto"/>
-      </w:pPr>
-      <w:r>
-        <w:rPr>
-          <w:b/>
-          <w:bCs/>
-        </w:rPr>
-        <w:t>Bullish</w:t>
-      </w:r>
-      <w:r>
-        <w:t xml:space="preserve"> (score </w:t>
-      </w:r>
-      <w:r>
-        <w:t>0.</w:t>
-      </w:r>
-      <w:r>
-        <w:t>6</w:t>
-      </w:r>
-      <w:r>
-        <w:t xml:space="preserve">0 </w:t>
-      </w:r>
-      <w:r>
-        <w:t>to</w:t>
-      </w:r>
-      <w:r>
-        <w:t xml:space="preserve"> 1.00</w:t>
-      </w:r>
-      <w:r>
-        <w:t>)</w:t>
-      </w:r>
-    </w:p>
-    <w:p>
-      <w:pPr>
-        <w:widowControl/>
-        <w:spacing w:after="0" w:line="300" w:lineRule="atLeast"/>
-        <w:ind w:leftChars="200" w:left="480"/>
-        <w:rPr>
-          <w:rFonts w:eastAsia="Times New Roman" w:cs="Segoe UI"/>
-          <w:kern w:val="0"/>
-          <w14:ligatures w14:val="none"/>
-        </w:rPr>
-      </w:pPr>
-      <w:r>
-        <w:rPr>
-          <w:rFonts w:eastAsia="Times New Roman" w:cs="Segoe UI"/>
-          <w:kern w:val="0"/>
-          <w14:ligatures w14:val="none"/>
-        </w:rPr>
-        <w:t>Article conveys a clear and meaningful positive impact on near-term fundamentals or sentiment.</w:t>
-      </w:r>
-    </w:p>
-    <w:p>
-      <w:pPr>
-        <w:widowControl/>
-        <w:spacing w:after="0" w:line="300" w:lineRule="atLeast"/>
-        <w:ind w:leftChars="200" w:left="480"/>
-        <w:rPr>
-          <w:rFonts w:eastAsia="Times New Roman" w:cs="Segoe UI"/>
-          <w:b/>
-          <w:bCs/>
-          <w:kern w:val="0"/>
-          <w14:ligatures w14:val="none"/>
-        </w:rPr>
-      </w:pPr>
-      <w:r>
-        <w:rPr>
-          <w:rFonts w:eastAsia="Times New Roman" w:cs="Segoe UI"/>
-          <w:b/>
-          <w:bCs/>
-          <w:kern w:val="0"/>
-          <w14:ligatures w14:val="none"/>
-        </w:rPr>
-        <w:t xml:space="preserve">Bullish </w:t>
-      </w:r>
-      <w:r>
-        <w:rPr>
-          <w:rFonts w:eastAsia="Times New Roman" w:cs="Segoe UI"/>
-          <w:b/>
-          <w:bCs/>
-          <w:kern w:val="0"/>
-          <w14:ligatures w14:val="none"/>
-        </w:rPr>
-        <w:t>Indicators (examples):</w:t>
-      </w:r>
-    </w:p>
-    <w:p>
-      <w:pPr>
-        <w:pStyle w:val="ListParagraph"/>
-        <w:widowControl/>
-        <w:numPr>
-          <w:ilvl w:val="0"/>
-          <w:numId w:val="20"/>
-        </w:numPr>
-        <w:spacing w:after="0" w:line="300" w:lineRule="atLeast"/>
-        <w:rPr>
-          <w:rFonts w:eastAsia="Times New Roman" w:cs="Segoe UI"/>
-          <w:b/>
-          <w:bCs/>
-          <w:kern w:val="0"/>
-          <w14:ligatures w14:val="none"/>
-        </w:rPr>
-      </w:pPr>
-      <w:r>
-        <w:t>Revenue</w:t>
-      </w:r>
-      <w:r>
-        <w:t>/EPS beats</w:t>
-      </w:r>
-      <w:r>
-        <w:t xml:space="preserve"> growth, strong earnings</w:t>
-      </w:r>
-    </w:p>
-    <w:p>
-      <w:pPr>
-        <w:pStyle w:val="ListParagraph"/>
-        <w:widowControl/>
-        <w:numPr>
-          <w:ilvl w:val="0"/>
-          <w:numId w:val="20"/>
-        </w:numPr>
-        <w:spacing w:after="0" w:line="300" w:lineRule="atLeast"/>
-        <w:rPr>
-          <w:rFonts w:eastAsia="Times New Roman" w:cs="Segoe UI"/>
-          <w:b/>
-          <w:bCs/>
-          <w:kern w:val="0"/>
-          <w14:ligatures w14:val="none"/>
-        </w:rPr>
-      </w:pPr>
-      <w:r>
-        <w:t>Raised guidance, positive near</w:t>
-      </w:r>
-      <w:r>
-        <w:noBreakHyphen/>
-        <w:t>term outlook</w:t>
-      </w:r>
-    </w:p>
-    <w:p>
-      <w:pPr>
-        <w:pStyle w:val="ListParagraph"/>
-        <w:widowControl/>
-        <w:numPr>
-          <w:ilvl w:val="0"/>
-          <w:numId w:val="20"/>
-        </w:numPr>
-        <w:spacing w:after="0" w:line="300" w:lineRule="atLeast"/>
-        <w:rPr>
-          <w:rFonts w:eastAsia="Times New Roman" w:cs="Segoe UI"/>
-          <w:b/>
-          <w:bCs/>
-          <w:kern w:val="0"/>
-          <w14:ligatures w14:val="none"/>
-        </w:rPr>
-      </w:pPr>
-      <w:r>
-        <w:t>Margin expansion</w:t>
-      </w:r>
-    </w:p>
-    <w:p>
-      <w:pPr>
-        <w:pStyle w:val="ListParagraph"/>
-        <w:widowControl/>
-        <w:numPr>
-          <w:ilvl w:val="0"/>
-          <w:numId w:val="20"/>
-        </w:numPr>
-        <w:spacing w:after="0" w:line="300" w:lineRule="atLeast"/>
-        <w:rPr>
-          <w:rFonts w:eastAsia="Times New Roman" w:cs="Segoe UI"/>
-          <w:b/>
-          <w:bCs/>
-          <w:kern w:val="0"/>
-          <w14:ligatures w14:val="none"/>
-        </w:rPr>
-      </w:pPr>
-      <w:r>
-        <w:t>Favorable regulatory approvals</w:t>
-      </w:r>
-    </w:p>
-    <w:p>
-      <w:pPr>
-        <w:pStyle w:val="ListParagraph"/>
-        <w:widowControl/>
-        <w:numPr>
-          <w:ilvl w:val="0"/>
-          <w:numId w:val="20"/>
-        </w:numPr>
-        <w:spacing w:after="0" w:line="300" w:lineRule="atLeast"/>
-        <w:rPr>
-          <w:rFonts w:eastAsia="Times New Roman" w:cs="Segoe UI"/>
-          <w:b/>
-          <w:bCs/>
-          <w:kern w:val="0"/>
-          <w14:ligatures w14:val="none"/>
-        </w:rPr>
-      </w:pPr>
-      <w:r>
-        <w:t>Accretive M&amp;A, partnership wins</w:t>
-      </w:r>
-    </w:p>
-    <w:p>
-      <w:pPr>
-        <w:pStyle w:val="ListParagraph"/>
-        <w:widowControl/>
-        <w:numPr>
-          <w:ilvl w:val="0"/>
-          <w:numId w:val="20"/>
-        </w:numPr>
-        <w:spacing w:after="0" w:line="300" w:lineRule="atLeast"/>
-        <w:rPr>
-          <w:rFonts w:eastAsia="Times New Roman" w:cs="Segoe UI"/>
-          <w:b/>
-          <w:bCs/>
-          <w:kern w:val="0"/>
-          <w14:ligatures w14:val="none"/>
-        </w:rPr>
-      </w:pPr>
-      <w:r>
-        <w:t xml:space="preserve">Strong product performance </w:t>
-      </w:r>
-    </w:p>
-    <w:p>
-      <w:pPr>
-        <w:pStyle w:val="ListParagraph"/>
-        <w:widowControl/>
-        <w:numPr>
-          <w:ilvl w:val="0"/>
-          <w:numId w:val="20"/>
-        </w:numPr>
-        <w:spacing w:after="0" w:line="300" w:lineRule="atLeast"/>
-        <w:rPr>
-          <w:rFonts w:eastAsia="Times New Roman" w:cs="Segoe UI"/>
-          <w:b/>
-          <w:bCs/>
-          <w:kern w:val="0"/>
-          <w14:ligatures w14:val="none"/>
-        </w:rPr>
-      </w:pPr>
-      <w:r>
-        <w:t>Cost improvements, debt reduction</w:t>
-      </w:r>
-    </w:p>
-    <w:p>
-      <w:pPr>
-        <w:pStyle w:val="ListParagraph"/>
-        <w:widowControl/>
-        <w:numPr>
-          <w:ilvl w:val="0"/>
-          <w:numId w:val="20"/>
-        </w:numPr>
-        <w:spacing w:after="0" w:line="300" w:lineRule="atLeast"/>
-        <w:rPr>
-          <w:rFonts w:eastAsia="Times New Roman" w:cs="Segoe UI"/>
-          <w:b/>
-          <w:bCs/>
-          <w:kern w:val="0"/>
-          <w14:ligatures w14:val="none"/>
-        </w:rPr>
-      </w:pPr>
-      <w:r>
-        <w:t>Market share gains</w:t>
-      </w:r>
-    </w:p>
-    <w:p>
-      <w:pPr>
-        <w:pStyle w:val="ListParagraph"/>
-        <w:widowControl/>
-        <w:numPr>
-          <w:ilvl w:val="0"/>
-          <w:numId w:val="20"/>
-        </w:numPr>
-        <w:spacing w:after="0" w:line="300" w:lineRule="atLeast"/>
-        <w:rPr>
-          <w:rFonts w:eastAsia="Times New Roman" w:cs="Segoe UI"/>
-          <w:b/>
-          <w:bCs/>
-          <w:kern w:val="0"/>
-          <w14:ligatures w14:val="none"/>
-        </w:rPr>
-      </w:pPr>
-      <w:r>
-        <w:t>Analyst upgrades or positive target-price changes specifically referencing the target</w:t>
-      </w:r>
-    </w:p>
-    <w:p>
-      <w:pPr>
-        <w:spacing w:line="240" w:lineRule="auto"/>
-        <w:ind w:left="480"/>
-      </w:pPr>
-      <w:r>
-        <w:rPr>
-          <w:b/>
-          <w:bCs/>
-        </w:rPr>
-        <w:t xml:space="preserve">Suggested </w:t>
-      </w:r>
-      <w:r>
-        <w:rPr>
-          <w:b/>
-          <w:bCs/>
-        </w:rPr>
-        <w:t>scoring guide</w:t>
-      </w:r>
-      <w:r>
-        <w:rPr>
-          <w:b/>
-          <w:bCs/>
-        </w:rPr>
-        <w:t>:</w:t>
-      </w:r>
-    </w:p>
-    <w:p>
-      <w:pPr>
-        <w:pStyle w:val="ListParagraph"/>
-        <w:numPr>
-          <w:ilvl w:val="0"/>
-          <w:numId w:val="21"/>
-        </w:numPr>
-        <w:spacing w:line="240" w:lineRule="auto"/>
-      </w:pPr>
-      <w:r>
-        <w:rPr>
-          <w:rFonts w:eastAsia="Times New Roman" w:cs="Segoe UI"/>
-          <w:b/>
-          <w:bCs/>
-          <w:kern w:val="0"/>
-          <w14:ligatures w14:val="none"/>
-        </w:rPr>
-        <w:t>0.95</w:t>
-      </w:r>
-      <w:r>
-        <w:rPr>
-          <w:rFonts w:cs="Segoe UI" w:hint="eastAsia"/>
-          <w:b/>
-          <w:bCs/>
-          <w:kern w:val="0"/>
-          <w14:ligatures w14:val="none"/>
-        </w:rPr>
-        <w:t xml:space="preserve"> to </w:t>
-      </w:r>
-      <w:r>
-        <w:rPr>
-          <w:rFonts w:eastAsia="Times New Roman" w:cs="Segoe UI"/>
-          <w:b/>
-          <w:bCs/>
-          <w:kern w:val="0"/>
-          <w14:ligatures w14:val="none"/>
-        </w:rPr>
-        <w:t>1.00</w:t>
-      </w:r>
-      <w:r>
-        <w:rPr>
-          <w:rFonts w:eastAsia="Times New Roman" w:cs="Segoe UI"/>
-          <w:kern w:val="0"/>
-          <w14:ligatures w14:val="none"/>
-        </w:rPr>
-        <w:t>: very strong directional impact</w:t>
-      </w:r>
-    </w:p>
-    <w:p>
-      <w:pPr>
-        <w:pStyle w:val="ListParagraph"/>
-        <w:numPr>
-          <w:ilvl w:val="0"/>
-          <w:numId w:val="21"/>
-        </w:numPr>
-        <w:spacing w:line="240" w:lineRule="auto"/>
-      </w:pPr>
-      <w:r>
-        <w:rPr>
-          <w:rFonts w:eastAsia="Times New Roman" w:cs="Segoe UI"/>
-          <w:b/>
-          <w:bCs/>
-          <w:kern w:val="0"/>
-          <w14:ligatures w14:val="none"/>
-        </w:rPr>
-        <w:t>0.85</w:t>
-      </w:r>
-      <w:r>
-        <w:rPr>
-          <w:rFonts w:cs="Segoe UI" w:hint="eastAsia"/>
-          <w:b/>
-          <w:bCs/>
-          <w:kern w:val="0"/>
-          <w14:ligatures w14:val="none"/>
-        </w:rPr>
-        <w:t xml:space="preserve"> to </w:t>
-      </w:r>
-      <w:r>
-        <w:rPr>
-          <w:rFonts w:eastAsia="Times New Roman" w:cs="Segoe UI"/>
-          <w:b/>
-          <w:bCs/>
-          <w:kern w:val="0"/>
-          <w14:ligatures w14:val="none"/>
-        </w:rPr>
-        <w:t>0.94</w:t>
-      </w:r>
-      <w:r>
-        <w:rPr>
-          <w:rFonts w:eastAsia="Times New Roman" w:cs="Segoe UI"/>
-          <w:kern w:val="0"/>
-          <w14:ligatures w14:val="none"/>
-        </w:rPr>
-        <w:t>: strong positive signal</w:t>
-      </w:r>
-    </w:p>
-    <w:p>
-      <w:pPr>
-        <w:pStyle w:val="ListParagraph"/>
-        <w:numPr>
-          <w:ilvl w:val="0"/>
-          <w:numId w:val="21"/>
-        </w:numPr>
-        <w:spacing w:line="240" w:lineRule="auto"/>
-      </w:pPr>
-      <w:r>
-        <w:rPr>
-          <w:rFonts w:eastAsia="Times New Roman" w:cs="Segoe UI"/>
-          <w:b/>
-          <w:bCs/>
-          <w:kern w:val="0"/>
-          <w14:ligatures w14:val="none"/>
-        </w:rPr>
-        <w:t>0.70</w:t>
-      </w:r>
-      <w:r>
-        <w:rPr>
-          <w:rFonts w:cs="Segoe UI" w:hint="eastAsia"/>
-          <w:b/>
-          <w:bCs/>
-          <w:kern w:val="0"/>
-          <w14:ligatures w14:val="none"/>
-        </w:rPr>
-        <w:t xml:space="preserve"> to </w:t>
-      </w:r>
-      <w:r>
-        <w:rPr>
-          <w:rFonts w:eastAsia="Times New Roman" w:cs="Segoe UI"/>
-          <w:b/>
-          <w:bCs/>
-          <w:kern w:val="0"/>
-          <w14:ligatures w14:val="none"/>
-        </w:rPr>
-        <w:t>0.84</w:t>
-      </w:r>
-      <w:r>
-        <w:rPr>
-          <w:rFonts w:eastAsia="Times New Roman" w:cs="Segoe UI"/>
-          <w:kern w:val="0"/>
-          <w14:ligatures w14:val="none"/>
-        </w:rPr>
-        <w:t>: clear</w:t>
-      </w:r>
-      <w:r>
-        <w:rPr>
-          <w:rFonts w:eastAsia="Times New Roman" w:cs="Segoe UI"/>
-          <w:kern w:val="0"/>
-          <w14:ligatures w14:val="none"/>
-        </w:rPr>
-        <w:t>/</w:t>
-      </w:r>
-      <w:r>
-        <w:rPr>
-          <w:rFonts w:eastAsia="Times New Roman" w:cs="Segoe UI"/>
-          <w:kern w:val="0"/>
-          <w14:ligatures w14:val="none"/>
-        </w:rPr>
-        <w:t>moderate short</w:t>
-      </w:r>
-      <w:r>
-        <w:rPr>
-          <w:rFonts w:eastAsia="Times New Roman" w:cs="Segoe UI"/>
-          <w:kern w:val="0"/>
-          <w14:ligatures w14:val="none"/>
-        </w:rPr>
-        <w:noBreakHyphen/>
-        <w:t>term upside</w:t>
-      </w:r>
-    </w:p>
-    <w:p>
-      <w:pPr>
-        <w:pStyle w:val="ListParagraph"/>
-        <w:numPr>
-          <w:ilvl w:val="0"/>
-          <w:numId w:val="6"/>
-        </w:numPr>
-        <w:spacing w:line="240" w:lineRule="auto"/>
-      </w:pPr>
-      <w:r>
-        <w:rPr>
-          <w:b/>
-          <w:bCs/>
-        </w:rPr>
-        <w:t>Bearish</w:t>
-      </w:r>
-      <w:r>
-        <w:t xml:space="preserve"> (score </w:t>
-      </w:r>
-      <w:r>
-        <w:rPr>
-          <w:b/>
-          <w:bCs/>
-        </w:rPr>
-        <w:t>-0.</w:t>
-      </w:r>
-      <w:r>
-        <w:rPr>
-          <w:b/>
-          <w:bCs/>
-        </w:rPr>
-        <w:t>6</w:t>
-      </w:r>
-      <w:r>
-        <w:rPr>
-          <w:b/>
-          <w:bCs/>
-        </w:rPr>
-        <w:t xml:space="preserve">0 </w:t>
-      </w:r>
-      <w:r>
-        <w:rPr>
-          <w:b/>
-          <w:bCs/>
-        </w:rPr>
-        <w:t>to</w:t>
-      </w:r>
-      <w:r>
-        <w:rPr>
-          <w:b/>
-          <w:bCs/>
-        </w:rPr>
-        <w:t xml:space="preserve"> -1.0</w:t>
-      </w:r>
-      <w:r>
-        <w:t>)</w:t>
-      </w:r>
-    </w:p>
-    <w:p>
-      <w:pPr>
-        <w:pStyle w:val="ListParagraph"/>
-        <w:widowControl/>
-        <w:spacing w:after="0" w:line="300" w:lineRule="atLeast"/>
-        <w:ind w:left="480"/>
-        <w:rPr>
-          <w:rFonts w:eastAsia="Times New Roman" w:cs="Segoe UI"/>
-          <w:kern w:val="0"/>
-          <w14:ligatures w14:val="none"/>
-        </w:rPr>
-      </w:pPr>
-      <w:r>
-        <w:rPr>
-          <w:rFonts w:eastAsia="Times New Roman" w:cs="Segoe UI"/>
-          <w:kern w:val="0"/>
-          <w14:ligatures w14:val="none"/>
-        </w:rPr>
-        <w:t>Article conveys a clear and meaningful negative near</w:t>
-      </w:r>
-      <w:r>
-        <w:rPr>
-          <w:rFonts w:eastAsia="Times New Roman" w:cs="Segoe UI"/>
-          <w:kern w:val="0"/>
-          <w14:ligatures w14:val="none"/>
-        </w:rPr>
-        <w:noBreakHyphen/>
-        <w:t>term impact.</w:t>
-      </w:r>
-    </w:p>
-    <w:p>
-      <w:pPr>
-        <w:widowControl/>
-        <w:spacing w:after="0" w:line="300" w:lineRule="atLeast"/>
-        <w:ind w:firstLine="480"/>
-        <w:rPr>
-          <w:rFonts w:eastAsia="Times New Roman" w:cs="Segoe UI"/>
-          <w:b/>
-          <w:bCs/>
-          <w:kern w:val="0"/>
-          <w14:ligatures w14:val="none"/>
-        </w:rPr>
-      </w:pPr>
-      <w:r>
-        <w:rPr>
-          <w:rFonts w:eastAsia="Times New Roman" w:cs="Segoe UI"/>
-          <w:b/>
-          <w:bCs/>
-          <w:kern w:val="0"/>
-          <w14:ligatures w14:val="none"/>
-        </w:rPr>
-        <w:t xml:space="preserve">Bearish Indicators </w:t>
-      </w:r>
-      <w:r>
-        <w:rPr>
-          <w:rFonts w:eastAsia="Times New Roman" w:cs="Segoe UI"/>
-          <w:b/>
-          <w:bCs/>
-          <w:kern w:val="0"/>
-          <w14:ligatures w14:val="none"/>
-        </w:rPr>
-        <w:t>(</w:t>
-      </w:r>
-      <w:r>
-        <w:rPr>
-          <w:rFonts w:eastAsia="Times New Roman" w:cs="Segoe UI"/>
-          <w:b/>
-          <w:bCs/>
-          <w:kern w:val="0"/>
-          <w14:ligatures w14:val="none"/>
-        </w:rPr>
-        <w:t>examples</w:t>
-      </w:r>
-      <w:r>
-        <w:rPr>
-          <w:rFonts w:eastAsia="Times New Roman" w:cs="Segoe UI"/>
-          <w:b/>
-          <w:bCs/>
-          <w:kern w:val="0"/>
-          <w14:ligatures w14:val="none"/>
-        </w:rPr>
-        <w:t>)</w:t>
-      </w:r>
-      <w:r>
-        <w:rPr>
-          <w:rFonts w:eastAsia="Times New Roman" w:cs="Segoe UI"/>
-          <w:b/>
-          <w:bCs/>
-          <w:kern w:val="0"/>
-          <w14:ligatures w14:val="none"/>
-        </w:rPr>
-        <w:t>:</w:t>
-      </w:r>
-    </w:p>
-    <w:p>
-      <w:pPr>
-        <w:pStyle w:val="ListParagraph"/>
-        <w:widowControl/>
-        <w:numPr>
-          <w:ilvl w:val="0"/>
-          <w:numId w:val="16"/>
-        </w:numPr>
-        <w:spacing w:after="0" w:line="300" w:lineRule="atLeast"/>
-        <w:rPr>
-          <w:rFonts w:eastAsia="Times New Roman" w:cs="Segoe UI"/>
-          <w:kern w:val="0"/>
-          <w14:ligatures w14:val="none"/>
-        </w:rPr>
-      </w:pPr>
-      <w:r>
-        <w:rPr>
-          <w:rFonts w:eastAsia="Times New Roman" w:cs="Segoe UI"/>
-          <w:kern w:val="0"/>
-          <w14:ligatures w14:val="none"/>
-        </w:rPr>
-        <w:t>Guidance cuts</w:t>
-      </w:r>
-    </w:p>
-    <w:p>
-      <w:pPr>
-        <w:pStyle w:val="ListParagraph"/>
-        <w:widowControl/>
-        <w:numPr>
-          <w:ilvl w:val="0"/>
-          <w:numId w:val="16"/>
-        </w:numPr>
-        <w:spacing w:after="0" w:line="300" w:lineRule="atLeast"/>
-        <w:rPr>
-          <w:rFonts w:eastAsia="Times New Roman" w:cs="Segoe UI"/>
-          <w:kern w:val="0"/>
-          <w14:ligatures w14:val="none"/>
-        </w:rPr>
-      </w:pPr>
-      <w:r>
-        <w:rPr>
-          <w:rFonts w:eastAsia="Times New Roman" w:cs="Segoe UI"/>
-          <w:kern w:val="0"/>
-          <w14:ligatures w14:val="none"/>
-        </w:rPr>
-        <w:t>Revenue/EPS misses</w:t>
-      </w:r>
-    </w:p>
-    <w:p>
-      <w:pPr>
-        <w:pStyle w:val="ListParagraph"/>
-        <w:widowControl/>
-        <w:numPr>
-          <w:ilvl w:val="0"/>
-          <w:numId w:val="16"/>
-        </w:numPr>
-        <w:spacing w:after="0" w:line="300" w:lineRule="atLeast"/>
-        <w:rPr>
-          <w:rFonts w:eastAsia="Times New Roman" w:cs="Segoe UI"/>
-          <w:kern w:val="0"/>
-          <w14:ligatures w14:val="none"/>
-        </w:rPr>
-      </w:pPr>
-      <w:r>
-        <w:rPr>
-          <w:rFonts w:eastAsia="Times New Roman" w:cs="Segoe UI"/>
-          <w:kern w:val="0"/>
-          <w14:ligatures w14:val="none"/>
-        </w:rPr>
-        <w:t>Margin compression</w:t>
-      </w:r>
-    </w:p>
-    <w:p>
-      <w:pPr>
-        <w:pStyle w:val="ListParagraph"/>
-        <w:widowControl/>
-        <w:numPr>
-          <w:ilvl w:val="0"/>
-          <w:numId w:val="16"/>
-        </w:numPr>
-        <w:spacing w:after="0" w:line="300" w:lineRule="atLeast"/>
-        <w:rPr>
-          <w:rFonts w:eastAsia="Times New Roman" w:cs="Segoe UI"/>
-          <w:kern w:val="0"/>
-          <w14:ligatures w14:val="none"/>
-        </w:rPr>
-      </w:pPr>
-      <w:r>
-        <w:rPr>
-          <w:rFonts w:eastAsia="Times New Roman" w:cs="Segoe UI"/>
-          <w:kern w:val="0"/>
-          <w14:ligatures w14:val="none"/>
-        </w:rPr>
-        <w:t>Operational disruptions, plant issues, supply chain problems</w:t>
-      </w:r>
-    </w:p>
-    <w:p>
-      <w:pPr>
-        <w:pStyle w:val="ListParagraph"/>
-        <w:widowControl/>
-        <w:numPr>
-          <w:ilvl w:val="0"/>
-          <w:numId w:val="16"/>
-        </w:numPr>
-        <w:spacing w:after="0" w:line="300" w:lineRule="atLeast"/>
-        <w:rPr>
-          <w:rFonts w:eastAsia="Times New Roman" w:cs="Segoe UI"/>
-          <w:kern w:val="0"/>
-          <w14:ligatures w14:val="none"/>
-        </w:rPr>
-      </w:pPr>
-      <w:r>
-        <w:rPr>
-          <w:rFonts w:eastAsia="Times New Roman" w:cs="Segoe UI"/>
-          <w:kern w:val="0"/>
-          <w14:ligatures w14:val="none"/>
-        </w:rPr>
-        <w:t>Lawsuits, penalties, regulatory blocks</w:t>
-      </w:r>
-    </w:p>
-    <w:p>
-      <w:pPr>
-        <w:pStyle w:val="ListParagraph"/>
-        <w:widowControl/>
-        <w:numPr>
-          <w:ilvl w:val="0"/>
-          <w:numId w:val="16"/>
-        </w:numPr>
-        <w:spacing w:after="0" w:line="300" w:lineRule="atLeast"/>
-        <w:rPr>
-          <w:rFonts w:eastAsia="Times New Roman" w:cs="Segoe UI"/>
-          <w:kern w:val="0"/>
-          <w14:ligatures w14:val="none"/>
-        </w:rPr>
-      </w:pPr>
-      <w:r>
-        <w:rPr>
-          <w:rFonts w:eastAsia="Times New Roman" w:cs="Segoe UI"/>
-          <w:kern w:val="0"/>
-          <w14:ligatures w14:val="none"/>
-        </w:rPr>
-        <w:t>Loss of major customers</w:t>
-      </w:r>
-    </w:p>
-    <w:p>
-      <w:pPr>
-        <w:pStyle w:val="ListParagraph"/>
-        <w:widowControl/>
-        <w:numPr>
-          <w:ilvl w:val="0"/>
-          <w:numId w:val="16"/>
-        </w:numPr>
-        <w:spacing w:after="0" w:line="300" w:lineRule="atLeast"/>
-        <w:rPr>
-          <w:rFonts w:eastAsia="Times New Roman" w:cs="Segoe UI"/>
-          <w:kern w:val="0"/>
-          <w14:ligatures w14:val="none"/>
-        </w:rPr>
-      </w:pPr>
-      <w:r>
-        <w:rPr>
-          <w:rFonts w:eastAsia="Times New Roman" w:cs="Segoe UI"/>
-          <w:kern w:val="0"/>
-          <w14:ligatures w14:val="none"/>
-        </w:rPr>
-        <w:t>Negative product results</w:t>
-      </w:r>
-    </w:p>
-    <w:p>
-      <w:pPr>
-        <w:pStyle w:val="ListParagraph"/>
-        <w:widowControl/>
-        <w:numPr>
-          <w:ilvl w:val="0"/>
-          <w:numId w:val="16"/>
-        </w:numPr>
-        <w:spacing w:after="0" w:line="300" w:lineRule="atLeast"/>
-        <w:rPr>
-          <w:rFonts w:eastAsia="Times New Roman" w:cs="Segoe UI"/>
-          <w:kern w:val="0"/>
-          <w14:ligatures w14:val="none"/>
-        </w:rPr>
-      </w:pPr>
-      <w:r>
-        <w:rPr>
-          <w:rFonts w:eastAsia="Times New Roman" w:cs="Segoe UI"/>
-          <w:kern w:val="0"/>
-          <w14:ligatures w14:val="none"/>
-        </w:rPr>
-        <w:t>M&amp;A viewed as dilutive or risky</w:t>
-      </w:r>
-    </w:p>
-    <w:p>
-      <w:pPr>
-        <w:pStyle w:val="ListParagraph"/>
-        <w:widowControl/>
-        <w:numPr>
-          <w:ilvl w:val="0"/>
-          <w:numId w:val="16"/>
-        </w:numPr>
-        <w:spacing w:after="0" w:line="300" w:lineRule="atLeast"/>
-        <w:rPr>
-          <w:rFonts w:eastAsia="Times New Roman" w:cs="Segoe UI"/>
-          <w:kern w:val="0"/>
-          <w14:ligatures w14:val="none"/>
-        </w:rPr>
-      </w:pPr>
-      <w:r>
-        <w:rPr>
-          <w:rFonts w:eastAsia="Times New Roman" w:cs="Segoe UI"/>
-          <w:kern w:val="0"/>
-          <w14:ligatures w14:val="none"/>
-        </w:rPr>
-        <w:t xml:space="preserve">Analyst downgrades or cuts targeting </w:t>
-      </w:r>
-      <w:r>
-        <w:rPr>
-          <w:rFonts w:eastAsia="Times New Roman" w:cs="Courier New"/>
-          <w:kern w:val="0"/>
-          <w14:ligatures w14:val="none"/>
-        </w:rPr>
-        <w:t xml:space="preserve">&lt;Company </w:t>
-      </w:r>
-      <w:r>
-        <w:rPr>
-          <w:rFonts w:cs="Courier New" w:hint="eastAsia"/>
-          <w:kern w:val="0"/>
-          <w14:ligatures w14:val="none"/>
-        </w:rPr>
-        <w:t>Name</w:t>
-      </w:r>
-      <w:r>
-        <w:rPr>
-          <w:rFonts w:eastAsia="Times New Roman" w:cs="Courier New"/>
-          <w:kern w:val="0"/>
-          <w14:ligatures w14:val="none"/>
-        </w:rPr>
-        <w:t>&gt;</w:t>
-      </w:r>
-    </w:p>
-    <w:p>
-      <w:pPr>
-        <w:pStyle w:val="ListParagraph"/>
-        <w:widowControl/>
-        <w:numPr>
-          <w:ilvl w:val="0"/>
-          <w:numId w:val="16"/>
-        </w:numPr>
-        <w:spacing w:after="0" w:line="300" w:lineRule="atLeast"/>
-        <w:rPr>
-          <w:rFonts w:eastAsia="Times New Roman" w:cs="Segoe UI"/>
-          <w:kern w:val="0"/>
-          <w14:ligatures w14:val="none"/>
-        </w:rPr>
-      </w:pPr>
-      <w:r>
-        <w:rPr>
-          <w:rFonts w:eastAsia="Times New Roman" w:cs="Segoe UI"/>
-          <w:kern w:val="0"/>
-          <w14:ligatures w14:val="none"/>
-        </w:rPr>
-        <w:t>Pricing pressure, competitive losses</w:t>
-      </w:r>
-    </w:p>
-    <w:p>
-      <w:pPr>
-        <w:pStyle w:val="ListParagraph"/>
-        <w:widowControl/>
-        <w:numPr>
-          <w:ilvl w:val="0"/>
-          <w:numId w:val="16"/>
-        </w:numPr>
-        <w:spacing w:after="0" w:line="300" w:lineRule="atLeast"/>
-        <w:rPr>
-          <w:rFonts w:eastAsia="Times New Roman" w:cs="Segoe UI"/>
-          <w:kern w:val="0"/>
-          <w14:ligatures w14:val="none"/>
-        </w:rPr>
-      </w:pPr>
-      <w:r>
-        <w:rPr>
-          <w:rFonts w:eastAsia="Times New Roman" w:cs="Segoe UI"/>
-          <w:kern w:val="0"/>
-          <w14:ligatures w14:val="none"/>
-        </w:rPr>
-        <w:t>Inventory issues, restatements</w:t>
-      </w:r>
-    </w:p>
-    <w:p>
-      <w:pPr>
-        <w:spacing w:line="240" w:lineRule="auto"/>
-        <w:ind w:left="480"/>
-      </w:pPr>
-      <w:r>
-        <w:rPr>
-          <w:b/>
-          <w:bCs/>
-        </w:rPr>
-        <w:t xml:space="preserve">Suggested </w:t>
-      </w:r>
-      <w:r>
-        <w:rPr>
-          <w:b/>
-          <w:bCs/>
-        </w:rPr>
-        <w:t>scoring guide</w:t>
-      </w:r>
-      <w:r>
-        <w:rPr>
-          <w:b/>
-          <w:bCs/>
-        </w:rPr>
-        <w:t>:</w:t>
-      </w:r>
-    </w:p>
-    <w:p>
-      <w:pPr>
-        <w:pStyle w:val="ListParagraph"/>
-        <w:widowControl/>
-        <w:numPr>
-          <w:ilvl w:val="0"/>
-          <w:numId w:val="22"/>
-        </w:numPr>
-        <w:spacing w:after="0" w:line="300" w:lineRule="atLeast"/>
-        <w:rPr>
-          <w:rFonts w:eastAsia="Times New Roman" w:cs="Segoe UI"/>
-          <w:kern w:val="0"/>
-          <w14:ligatures w14:val="none"/>
-        </w:rPr>
-      </w:pPr>
-      <w:r>
-        <w:rPr>
-          <w:rFonts w:eastAsia="Times New Roman" w:cs="Segoe UI"/>
-          <w:b/>
-          <w:bCs/>
-          <w:kern w:val="0"/>
-          <w14:ligatures w14:val="none"/>
-        </w:rPr>
-        <w:t>–1.00</w:t>
-      </w:r>
-      <w:r>
-        <w:rPr>
-          <w:rFonts w:cs="Segoe UI" w:hint="eastAsia"/>
-          <w:b/>
-          <w:bCs/>
-          <w:kern w:val="0"/>
-          <w14:ligatures w14:val="none"/>
-        </w:rPr>
-        <w:t xml:space="preserve"> to </w:t>
-      </w:r>
-      <w:r>
-        <w:rPr>
-          <w:rFonts w:eastAsia="Times New Roman" w:cs="Segoe UI"/>
-          <w:b/>
-          <w:bCs/>
-          <w:kern w:val="0"/>
-          <w14:ligatures w14:val="none"/>
-        </w:rPr>
-        <w:t>–</w:t>
-      </w:r>
-      <w:r>
-        <w:rPr>
-          <w:rFonts w:cs="Segoe UI" w:hint="eastAsia"/>
-          <w:b/>
-          <w:bCs/>
-          <w:kern w:val="0"/>
-          <w14:ligatures w14:val="none"/>
-        </w:rPr>
-        <w:t>0.95</w:t>
-      </w:r>
-      <w:r>
-        <w:rPr>
-          <w:rFonts w:eastAsia="Times New Roman" w:cs="Segoe UI"/>
-          <w:kern w:val="0"/>
-          <w14:ligatures w14:val="none"/>
-        </w:rPr>
-        <w:t>: strong downside catalyst</w:t>
-      </w:r>
-    </w:p>
-    <w:p>
-      <w:pPr>
-        <w:pStyle w:val="ListParagraph"/>
-        <w:widowControl/>
-        <w:numPr>
-          <w:ilvl w:val="0"/>
-          <w:numId w:val="22"/>
-        </w:numPr>
-        <w:spacing w:after="0" w:line="300" w:lineRule="atLeast"/>
-        <w:rPr>
-          <w:rFonts w:eastAsia="Times New Roman" w:cs="Segoe UI"/>
-          <w:kern w:val="0"/>
-          <w14:ligatures w14:val="none"/>
-        </w:rPr>
-      </w:pPr>
-      <w:r>
-        <w:rPr>
-          <w:rFonts w:eastAsia="Times New Roman" w:cs="Segoe UI"/>
-          <w:b/>
-          <w:bCs/>
-          <w:kern w:val="0"/>
-          <w14:ligatures w14:val="none"/>
-        </w:rPr>
-        <w:lastRenderedPageBreak/>
-        <w:t>–0.94</w:t>
-      </w:r>
-      <w:r>
-        <w:rPr>
-          <w:rFonts w:cs="Segoe UI" w:hint="eastAsia"/>
-          <w:b/>
-          <w:bCs/>
-          <w:kern w:val="0"/>
-          <w14:ligatures w14:val="none"/>
-        </w:rPr>
-        <w:t xml:space="preserve"> to </w:t>
-      </w:r>
-      <w:r>
-        <w:rPr>
-          <w:rFonts w:eastAsia="Times New Roman" w:cs="Segoe UI"/>
-          <w:b/>
-          <w:bCs/>
-          <w:kern w:val="0"/>
-          <w14:ligatures w14:val="none"/>
-        </w:rPr>
-        <w:t>–0.85</w:t>
-      </w:r>
-      <w:r>
-        <w:rPr>
-          <w:rFonts w:eastAsia="Times New Roman" w:cs="Segoe UI"/>
-          <w:kern w:val="0"/>
-          <w14:ligatures w14:val="none"/>
-        </w:rPr>
-        <w:t>: high negative</w:t>
-      </w:r>
-      <w:r>
-        <w:rPr>
-          <w:rFonts w:cs="Segoe UI" w:hint="eastAsia"/>
-          <w:kern w:val="0"/>
-          <w14:ligatures w14:val="none"/>
-        </w:rPr>
-        <w:t xml:space="preserve"> signal</w:t>
-      </w:r>
-    </w:p>
-    <w:p>
-      <w:pPr>
-        <w:pStyle w:val="ListParagraph"/>
-        <w:widowControl/>
-        <w:numPr>
-          <w:ilvl w:val="0"/>
-          <w:numId w:val="22"/>
-        </w:numPr>
-        <w:spacing w:after="0" w:line="300" w:lineRule="atLeast"/>
-        <w:rPr>
-          <w:rFonts w:eastAsia="Times New Roman" w:cs="Segoe UI"/>
-          <w:kern w:val="0"/>
-          <w14:ligatures w14:val="none"/>
-        </w:rPr>
-      </w:pPr>
-      <w:r>
-        <w:rPr>
-          <w:rFonts w:eastAsia="Times New Roman" w:cs="Segoe UI"/>
-          <w:b/>
-          <w:bCs/>
-          <w:kern w:val="0"/>
-          <w14:ligatures w14:val="none"/>
-        </w:rPr>
-        <w:t>–0.84</w:t>
-      </w:r>
-      <w:r>
-        <w:rPr>
-          <w:rFonts w:cs="Segoe UI" w:hint="eastAsia"/>
-          <w:b/>
-          <w:bCs/>
-          <w:kern w:val="0"/>
-          <w14:ligatures w14:val="none"/>
-        </w:rPr>
-        <w:t xml:space="preserve"> to </w:t>
-      </w:r>
-      <w:r>
-        <w:rPr>
-          <w:rFonts w:eastAsia="Times New Roman" w:cs="Segoe UI"/>
-          <w:b/>
-          <w:bCs/>
-          <w:kern w:val="0"/>
-          <w14:ligatures w14:val="none"/>
-        </w:rPr>
-        <w:t>–0.70</w:t>
-      </w:r>
-      <w:r>
-        <w:rPr>
-          <w:rFonts w:eastAsia="Times New Roman" w:cs="Segoe UI"/>
-          <w:kern w:val="0"/>
-          <w14:ligatures w14:val="none"/>
-        </w:rPr>
-        <w:t xml:space="preserve">: moderate </w:t>
-      </w:r>
-      <w:r>
-        <w:rPr>
-          <w:rFonts w:cs="Segoe UI" w:hint="eastAsia"/>
-          <w:kern w:val="0"/>
-          <w14:ligatures w14:val="none"/>
-        </w:rPr>
-        <w:t>short</w:t>
-      </w:r>
-      <w:r>
-        <w:rPr>
-          <w:rFonts w:eastAsia="Times New Roman" w:cs="Segoe UI"/>
-          <w:kern w:val="0"/>
-          <w14:ligatures w14:val="none"/>
-        </w:rPr>
-        <w:noBreakHyphen/>
-        <w:t xml:space="preserve">term </w:t>
-      </w:r>
-      <w:r>
-        <w:rPr>
-          <w:rFonts w:cs="Segoe UI" w:hint="eastAsia"/>
-          <w:kern w:val="0"/>
-          <w14:ligatures w14:val="none"/>
-        </w:rPr>
-        <w:t>downside</w:t>
-      </w:r>
-    </w:p>
-    <w:p>
-      <w:pPr>
-        <w:pStyle w:val="ListParagraph"/>
-        <w:numPr>
-          <w:ilvl w:val="0"/>
-          <w:numId w:val="6"/>
-        </w:numPr>
-        <w:spacing w:line="240" w:lineRule="auto"/>
-      </w:pPr>
-      <w:r>
-        <w:rPr>
-          <w:b/>
-          <w:bCs/>
-        </w:rPr>
-        <w:t>Neutral</w:t>
-      </w:r>
-      <w:r>
-        <w:t xml:space="preserve"> (score </w:t>
-      </w:r>
-      <w:r>
-        <w:rPr>
-          <w:b/>
-          <w:bCs/>
-        </w:rPr>
-        <w:t>-</w:t>
-      </w:r>
-      <w:r>
-        <w:rPr>
-          <w:b/>
-          <w:bCs/>
-        </w:rPr>
-        <w:t>0.</w:t>
-      </w:r>
-      <w:r>
-        <w:rPr>
-          <w:b/>
-          <w:bCs/>
-        </w:rPr>
-        <w:t>59</w:t>
-      </w:r>
-      <w:r>
-        <w:rPr>
-          <w:b/>
-          <w:bCs/>
-        </w:rPr>
-        <w:t xml:space="preserve"> </w:t>
-      </w:r>
-      <w:r>
-        <w:rPr>
-          <w:b/>
-          <w:bCs/>
-        </w:rPr>
-        <w:t>to</w:t>
-      </w:r>
-      <w:r>
-        <w:rPr>
-          <w:b/>
-          <w:bCs/>
-        </w:rPr>
-        <w:t xml:space="preserve"> 0.</w:t>
-      </w:r>
-      <w:r>
-        <w:rPr>
-          <w:b/>
-          <w:bCs/>
-        </w:rPr>
-        <w:t>59</w:t>
-      </w:r>
-      <w:r>
-        <w:t>)</w:t>
-      </w:r>
-      <w:r>
-        <w:br/>
-      </w:r>
-      <w:r>
-        <w:t xml:space="preserve">Article has </w:t>
-      </w:r>
-      <w:r>
-        <w:rPr>
-          <w:b/>
-          <w:bCs/>
-        </w:rPr>
-        <w:t>no clear</w:t>
-      </w:r>
-      <w:r>
-        <w:t xml:space="preserve">, </w:t>
-      </w:r>
-      <w:r>
-        <w:rPr>
-          <w:b/>
-          <w:bCs/>
-        </w:rPr>
-        <w:t>weak</w:t>
-      </w:r>
-      <w:r>
-        <w:t xml:space="preserve">, or </w:t>
-      </w:r>
-      <w:r>
-        <w:rPr>
-          <w:b/>
-          <w:bCs/>
-        </w:rPr>
-        <w:t>ambiguous</w:t>
-      </w:r>
-      <w:r>
-        <w:t xml:space="preserve"> direction.</w:t>
-      </w:r>
-    </w:p>
-    <w:p>
-      <w:pPr>
-        <w:pStyle w:val="ListParagraph"/>
-        <w:widowControl/>
-        <w:spacing w:after="0" w:line="300" w:lineRule="atLeast"/>
-        <w:ind w:left="480"/>
-        <w:rPr>
-          <w:rFonts w:eastAsia="Yu Gothic" w:cs="Segoe UI"/>
-          <w:b/>
-          <w:bCs/>
-          <w:kern w:val="0"/>
+          <w:rFonts w:eastAsia="Yu Gothic" w:hint="eastAsia"/>
           <w:lang w:eastAsia="ja-JP"/>
-          <w14:ligatures w14:val="none"/>
-        </w:rPr>
-      </w:pPr>
-      <w:r>
-        <w:rPr>
-          <w:rFonts w:eastAsia="Times New Roman" w:cs="Segoe UI"/>
-          <w:b/>
-          <w:bCs/>
-          <w:kern w:val="0"/>
-          <w14:ligatures w14:val="none"/>
-        </w:rPr>
-        <w:t>Neutral Condition</w:t>
-      </w:r>
-      <w:r>
-        <w:rPr>
-          <w:rFonts w:cs="Segoe UI" w:hint="eastAsia"/>
-          <w:b/>
-          <w:bCs/>
-          <w:kern w:val="0"/>
-          <w14:ligatures w14:val="none"/>
-        </w:rPr>
-        <w:t>s</w:t>
-      </w:r>
-      <w:r>
-        <w:rPr>
-          <w:rFonts w:eastAsia="Times New Roman" w:cs="Segoe UI"/>
-          <w:b/>
-          <w:bCs/>
-          <w:kern w:val="0"/>
-          <w14:ligatures w14:val="none"/>
-        </w:rPr>
-        <w:t xml:space="preserve"> </w:t>
-      </w:r>
-      <w:r>
-        <w:rPr>
-          <w:rFonts w:cs="Segoe UI" w:hint="eastAsia"/>
-          <w:b/>
-          <w:bCs/>
-          <w:kern w:val="0"/>
-          <w14:ligatures w14:val="none"/>
-        </w:rPr>
-        <w:t>(</w:t>
-      </w:r>
-      <w:r>
-        <w:rPr>
-          <w:rFonts w:eastAsia="Times New Roman" w:cs="Segoe UI"/>
-          <w:b/>
-          <w:bCs/>
-          <w:kern w:val="0"/>
-          <w14:ligatures w14:val="none"/>
-        </w:rPr>
-        <w:t>examples</w:t>
-      </w:r>
-      <w:r>
-        <w:rPr>
-          <w:rFonts w:cs="Segoe UI" w:hint="eastAsia"/>
-          <w:b/>
-          <w:bCs/>
-          <w:kern w:val="0"/>
-          <w14:ligatures w14:val="none"/>
-        </w:rPr>
-        <w:t>)</w:t>
-      </w:r>
-      <w:r>
-        <w:rPr>
-          <w:rFonts w:eastAsia="Times New Roman" w:cs="Segoe UI"/>
-          <w:b/>
-          <w:bCs/>
-          <w:kern w:val="0"/>
-          <w14:ligatures w14:val="none"/>
-        </w:rPr>
-        <w:t>:</w:t>
-      </w:r>
-    </w:p>
-    <w:p>
-      <w:pPr>
-        <w:pStyle w:val="ListParagraph"/>
-        <w:widowControl/>
-        <w:numPr>
-          <w:ilvl w:val="0"/>
-          <w:numId w:val="25"/>
-        </w:numPr>
-        <w:spacing w:after="0" w:line="300" w:lineRule="atLeast"/>
-        <w:rPr>
-          <w:rFonts w:eastAsia="Times New Roman" w:cs="Segoe UI"/>
-          <w:kern w:val="0"/>
-          <w14:ligatures w14:val="none"/>
-        </w:rPr>
-      </w:pPr>
-      <w:r>
-        <w:t>Articles about long</w:t>
-      </w:r>
-      <w:r>
-        <w:noBreakHyphen/>
-        <w:t>term strategy without near-term impact</w:t>
-      </w:r>
-    </w:p>
-    <w:p>
-      <w:pPr>
-        <w:pStyle w:val="ListParagraph"/>
-        <w:widowControl/>
-        <w:numPr>
-          <w:ilvl w:val="0"/>
-          <w:numId w:val="25"/>
-        </w:numPr>
-        <w:spacing w:after="0" w:line="300" w:lineRule="atLeast"/>
-        <w:rPr>
-          <w:rFonts w:eastAsia="Times New Roman" w:cs="Segoe UI"/>
-          <w:kern w:val="0"/>
-          <w14:ligatures w14:val="none"/>
-        </w:rPr>
-      </w:pPr>
-      <w:r>
-        <w:t>Mixed signals where positives and negatives offset</w:t>
-      </w:r>
-    </w:p>
-    <w:p>
-      <w:pPr>
-        <w:pStyle w:val="ListParagraph"/>
-        <w:widowControl/>
-        <w:numPr>
-          <w:ilvl w:val="0"/>
-          <w:numId w:val="25"/>
-        </w:numPr>
-        <w:spacing w:after="0" w:line="300" w:lineRule="atLeast"/>
-        <w:rPr>
-          <w:rFonts w:eastAsia="Times New Roman" w:cs="Segoe UI"/>
-          <w:kern w:val="0"/>
-          <w14:ligatures w14:val="none"/>
-        </w:rPr>
-      </w:pPr>
-      <w:r>
-        <w:t>Broad macro commentary without explicit linkage to &lt;Company Ticker&gt;</w:t>
-      </w:r>
-    </w:p>
-    <w:p>
-      <w:pPr>
-        <w:pStyle w:val="ListParagraph"/>
-        <w:widowControl/>
-        <w:numPr>
-          <w:ilvl w:val="0"/>
-          <w:numId w:val="25"/>
-        </w:numPr>
-        <w:spacing w:after="0" w:line="300" w:lineRule="atLeast"/>
-        <w:rPr>
-          <w:rFonts w:eastAsia="Times New Roman" w:cs="Segoe UI"/>
-          <w:kern w:val="0"/>
-          <w14:ligatures w14:val="none"/>
-        </w:rPr>
-      </w:pPr>
-      <w:r>
-        <w:t>Industry news not specifically favorable or unfavorable</w:t>
-      </w:r>
-    </w:p>
-    <w:p>
-      <w:pPr>
-        <w:pStyle w:val="ListParagraph"/>
-        <w:widowControl/>
-        <w:numPr>
-          <w:ilvl w:val="0"/>
-          <w:numId w:val="25"/>
-        </w:numPr>
-        <w:spacing w:after="0" w:line="300" w:lineRule="atLeast"/>
-        <w:rPr>
-          <w:rFonts w:eastAsia="Times New Roman" w:cs="Segoe UI"/>
-          <w:kern w:val="0"/>
-          <w14:ligatures w14:val="none"/>
-        </w:rPr>
-      </w:pPr>
-      <w:r>
-        <w:t>Rumor, speculation, or opinion with no factual directional content</w:t>
-      </w:r>
-    </w:p>
-    <w:p>
-      <w:pPr>
-        <w:pStyle w:val="ListParagraph"/>
-        <w:widowControl/>
-        <w:numPr>
-          <w:ilvl w:val="0"/>
-          <w:numId w:val="25"/>
-        </w:numPr>
-        <w:spacing w:after="0" w:line="300" w:lineRule="atLeast"/>
-        <w:rPr>
-          <w:rFonts w:eastAsia="Times New Roman" w:cs="Segoe UI"/>
-          <w:kern w:val="0"/>
-          <w14:ligatures w14:val="none"/>
-        </w:rPr>
-      </w:pPr>
-      <w:r>
-        <w:t>Company mentions without directional implications</w:t>
-      </w:r>
-    </w:p>
-    <w:p>
-      <w:pPr>
-        <w:spacing w:line="240" w:lineRule="auto"/>
-        <w:ind w:left="480"/>
-      </w:pPr>
-      <w:r>
-        <w:rPr>
-          <w:b/>
-          <w:bCs/>
-        </w:rPr>
-        <w:t>Suggested scoring guide:</w:t>
-      </w:r>
-    </w:p>
-    <w:p>
-      <w:pPr>
-        <w:pStyle w:val="ListParagraph"/>
-        <w:widowControl/>
-        <w:numPr>
-          <w:ilvl w:val="0"/>
-          <w:numId w:val="26"/>
-        </w:numPr>
-        <w:spacing w:after="0" w:line="300" w:lineRule="atLeast"/>
-        <w:rPr>
-          <w:rFonts w:eastAsia="Times New Roman" w:cs="Segoe UI"/>
-          <w:kern w:val="0"/>
-          <w14:ligatures w14:val="none"/>
-        </w:rPr>
-      </w:pPr>
-      <w:r>
-        <w:rPr>
-          <w:rFonts w:eastAsia="Times New Roman" w:cs="Segoe UI"/>
-          <w:b/>
-          <w:bCs/>
-          <w:kern w:val="0"/>
-          <w14:ligatures w14:val="none"/>
-        </w:rPr>
-        <w:t>0.20</w:t>
-      </w:r>
-      <w:r>
-        <w:rPr>
-          <w:rFonts w:cs="Segoe UI" w:hint="eastAsia"/>
-          <w:b/>
-          <w:bCs/>
-          <w:kern w:val="0"/>
-          <w14:ligatures w14:val="none"/>
-        </w:rPr>
-        <w:t xml:space="preserve"> to </w:t>
-      </w:r>
-      <w:r>
-        <w:rPr>
-          <w:rFonts w:eastAsia="Times New Roman" w:cs="Segoe UI"/>
-          <w:b/>
-          <w:bCs/>
-          <w:kern w:val="0"/>
-          <w14:ligatures w14:val="none"/>
-        </w:rPr>
-        <w:t>0.</w:t>
-      </w:r>
-      <w:r>
-        <w:rPr>
-          <w:rFonts w:eastAsia="Times New Roman" w:cs="Segoe UI"/>
-          <w:b/>
-          <w:bCs/>
-          <w:kern w:val="0"/>
-          <w14:ligatures w14:val="none"/>
-        </w:rPr>
-        <w:t>5</w:t>
-      </w:r>
-      <w:r>
-        <w:rPr>
-          <w:rFonts w:eastAsia="Times New Roman" w:cs="Segoe UI"/>
-          <w:b/>
-          <w:bCs/>
-          <w:kern w:val="0"/>
-          <w14:ligatures w14:val="none"/>
-        </w:rPr>
-        <w:t>9</w:t>
-      </w:r>
-      <w:r>
-        <w:rPr>
-          <w:rFonts w:eastAsia="Times New Roman" w:cs="Segoe UI"/>
-          <w:kern w:val="0"/>
-          <w14:ligatures w14:val="none"/>
-        </w:rPr>
-        <w:t>: slightly positive but not enough for bullish</w:t>
-      </w:r>
-    </w:p>
-    <w:p>
-      <w:pPr>
-        <w:pStyle w:val="ListParagraph"/>
-        <w:widowControl/>
-        <w:numPr>
-          <w:ilvl w:val="0"/>
-          <w:numId w:val="26"/>
-        </w:numPr>
-        <w:spacing w:after="0" w:line="300" w:lineRule="atLeast"/>
-        <w:rPr>
-          <w:rFonts w:eastAsia="Times New Roman" w:cs="Segoe UI"/>
-          <w:kern w:val="0"/>
-          <w14:ligatures w14:val="none"/>
-        </w:rPr>
-      </w:pPr>
-      <w:r>
-        <w:rPr>
-          <w:rFonts w:eastAsia="Times New Roman" w:cs="Segoe UI"/>
-          <w:b/>
-          <w:bCs/>
-          <w:kern w:val="0"/>
-          <w14:ligatures w14:val="none"/>
-        </w:rPr>
-        <w:t>0.00</w:t>
-      </w:r>
-      <w:r>
-        <w:rPr>
-          <w:rFonts w:eastAsia="Times New Roman" w:cs="Segoe UI"/>
-          <w:kern w:val="0"/>
-          <w14:ligatures w14:val="none"/>
-        </w:rPr>
-        <w:t>: no directional signal exists</w:t>
-      </w:r>
-    </w:p>
-    <w:p>
-      <w:pPr>
-        <w:pStyle w:val="ListParagraph"/>
-        <w:widowControl/>
-        <w:numPr>
-          <w:ilvl w:val="0"/>
-          <w:numId w:val="26"/>
-        </w:numPr>
-        <w:spacing w:after="0" w:line="300" w:lineRule="atLeast"/>
-        <w:rPr>
-          <w:rFonts w:eastAsia="Times New Roman" w:cs="Segoe UI"/>
-          <w:kern w:val="0"/>
-          <w14:ligatures w14:val="none"/>
-        </w:rPr>
-      </w:pPr>
-      <w:r>
-        <w:rPr>
-          <w:rFonts w:eastAsia="Times New Roman" w:cs="Segoe UI"/>
-          <w:b/>
-          <w:bCs/>
-          <w:kern w:val="0"/>
-          <w14:ligatures w14:val="none"/>
-        </w:rPr>
-        <w:t>–0.</w:t>
-      </w:r>
-      <w:r>
-        <w:rPr>
-          <w:rFonts w:cs="Segoe UI"/>
-          <w:b/>
-          <w:bCs/>
-          <w:kern w:val="0"/>
-          <w14:ligatures w14:val="none"/>
-        </w:rPr>
-        <w:t>5</w:t>
-      </w:r>
-      <w:r>
-        <w:rPr>
-          <w:rFonts w:eastAsia="Times New Roman" w:cs="Segoe UI"/>
-          <w:b/>
-          <w:bCs/>
-          <w:kern w:val="0"/>
-          <w14:ligatures w14:val="none"/>
-        </w:rPr>
-        <w:t>9 to –0.</w:t>
-      </w:r>
-      <w:r>
-        <w:rPr>
-          <w:rFonts w:cs="Segoe UI"/>
-          <w:b/>
-          <w:bCs/>
-          <w:kern w:val="0"/>
-          <w14:ligatures w14:val="none"/>
-        </w:rPr>
-        <w:t>20</w:t>
-      </w:r>
-      <w:r>
-        <w:rPr>
-          <w:rFonts w:eastAsia="Times New Roman" w:cs="Segoe UI"/>
-          <w:kern w:val="0"/>
-          <w14:ligatures w14:val="none"/>
-        </w:rPr>
-        <w:t>: slightly negative but insufficient for bearish</w:t>
-      </w:r>
-    </w:p>
-    <w:p>
-      <w:pPr>
-        <w:pStyle w:val="Heading4"/>
-        <w:rPr>
-          <w:color w:val="auto"/>
-        </w:rPr>
-      </w:pPr>
-      <w:r>
-        <w:rPr>
-          <w:color w:val="auto"/>
-        </w:rPr>
-        <w:t>Disambiguation &amp; Edge Cases</w:t>
-      </w:r>
-    </w:p>
-    <w:p>
-      <w:pPr>
-        <w:pStyle w:val="ListParagraph"/>
-        <w:widowControl/>
-        <w:numPr>
-          <w:ilvl w:val="0"/>
-          <w:numId w:val="13"/>
-        </w:numPr>
-        <w:spacing w:after="0" w:line="300" w:lineRule="atLeast"/>
-        <w:rPr>
-          <w:rFonts w:eastAsia="Times New Roman" w:cs="Segoe UI"/>
-          <w:kern w:val="0"/>
-          <w14:ligatures w14:val="none"/>
-        </w:rPr>
-      </w:pPr>
-      <w:r>
-        <w:rPr>
-          <w:rFonts w:eastAsia="Times New Roman" w:cs="Segoe UI"/>
-          <w:kern w:val="0"/>
-          <w14:ligatures w14:val="none"/>
-        </w:rPr>
-        <w:t>In multi</w:t>
-      </w:r>
-      <w:r>
-        <w:rPr>
-          <w:rFonts w:eastAsia="Times New Roman" w:cs="Segoe UI"/>
-          <w:kern w:val="0"/>
-          <w14:ligatures w14:val="none"/>
-        </w:rPr>
-        <w:noBreakHyphen/>
-        <w:t>company articles, extract sentiment only for the target</w:t>
-      </w:r>
-      <w:r>
-        <w:rPr>
-          <w:rFonts w:eastAsia="Times New Roman" w:cs="Segoe UI"/>
-          <w:kern w:val="0"/>
-          <w14:ligatures w14:val="none"/>
-        </w:rPr>
-        <w:t xml:space="preserve"> company</w:t>
-      </w:r>
-      <w:r>
-        <w:rPr>
-          <w:rFonts w:eastAsia="Times New Roman" w:cs="Segoe UI"/>
-          <w:kern w:val="0"/>
-          <w14:ligatures w14:val="none"/>
-        </w:rPr>
-        <w:t>.</w:t>
-      </w:r>
-    </w:p>
-    <w:p>
-      <w:pPr>
-        <w:pStyle w:val="ListParagraph"/>
-        <w:widowControl/>
-        <w:numPr>
-          <w:ilvl w:val="0"/>
-          <w:numId w:val="13"/>
-        </w:numPr>
-        <w:spacing w:after="0" w:line="300" w:lineRule="atLeast"/>
-        <w:rPr>
-          <w:rFonts w:eastAsia="Times New Roman" w:cs="Segoe UI"/>
-          <w:kern w:val="0"/>
-          <w14:ligatures w14:val="none"/>
-        </w:rPr>
-      </w:pPr>
-      <w:r>
-        <w:rPr>
-          <w:rFonts w:eastAsia="Times New Roman" w:cs="Segoe UI"/>
-          <w:kern w:val="0"/>
-          <w14:ligatures w14:val="none"/>
-        </w:rPr>
-        <w:t>Macro news impacts only if the linkage is explicit (e.g., tariffs hurting ABT’s margin).</w:t>
-      </w:r>
-    </w:p>
-    <w:p>
-      <w:pPr>
-        <w:pStyle w:val="ListParagraph"/>
-        <w:widowControl/>
-        <w:numPr>
-          <w:ilvl w:val="0"/>
-          <w:numId w:val="13"/>
-        </w:numPr>
-        <w:spacing w:after="0" w:line="300" w:lineRule="atLeast"/>
-        <w:rPr>
-          <w:rFonts w:eastAsia="Times New Roman" w:cs="Segoe UI"/>
-          <w:kern w:val="0"/>
-          <w14:ligatures w14:val="none"/>
-        </w:rPr>
-      </w:pPr>
-      <w:r>
-        <w:rPr>
-          <w:rFonts w:eastAsia="Times New Roman" w:cs="Segoe UI"/>
-          <w:kern w:val="0"/>
-          <w14:ligatures w14:val="none"/>
-        </w:rPr>
-        <w:t>Do not infer market reactions; assess fundamental direction implied.</w:t>
-      </w:r>
-    </w:p>
-    <w:p>
-      <w:pPr>
-        <w:pStyle w:val="ListParagraph"/>
-        <w:widowControl/>
-        <w:numPr>
-          <w:ilvl w:val="0"/>
-          <w:numId w:val="13"/>
-        </w:numPr>
-        <w:spacing w:after="0" w:line="300" w:lineRule="atLeast"/>
-        <w:rPr>
-          <w:rFonts w:eastAsia="Times New Roman" w:cs="Segoe UI"/>
-          <w:kern w:val="0"/>
-          <w14:ligatures w14:val="none"/>
-        </w:rPr>
-      </w:pPr>
-      <w:r>
-        <w:rPr>
-          <w:rFonts w:eastAsia="Times New Roman" w:cs="Segoe UI"/>
-          <w:kern w:val="0"/>
-          <w14:ligatures w14:val="none"/>
-        </w:rPr>
-        <w:t>“Volatility,” “uncertainty,” or “mixed signals” without directionality → score near 0 with Neutral category.</w:t>
-      </w:r>
-    </w:p>
-    <w:p>
-      <w:pPr>
-        <w:pStyle w:val="ListParagraph"/>
-        <w:widowControl/>
-        <w:numPr>
-          <w:ilvl w:val="0"/>
-          <w:numId w:val="13"/>
-        </w:numPr>
-        <w:spacing w:after="0" w:line="300" w:lineRule="atLeast"/>
-        <w:rPr>
-          <w:rFonts w:eastAsia="Times New Roman" w:cs="Segoe UI"/>
-          <w:kern w:val="0"/>
-          <w14:ligatures w14:val="none"/>
-        </w:rPr>
-      </w:pPr>
-      <w:r>
-        <w:rPr>
-          <w:rFonts w:eastAsia="Times New Roman" w:cs="Segoe UI"/>
-          <w:kern w:val="0"/>
-          <w14:ligatures w14:val="none"/>
-        </w:rPr>
-        <w:t>Negative press without financial or operational implication → Neutral.</w:t>
+        </w:rPr>
+        <w:t>&lt;CSV content&gt;</w:t>
       </w:r>
     </w:p>
     <w:sectPr>

--- a/Sentiment_Score/Directional_Score/directional_sentiment_prompt.docx
+++ b/Sentiment_Score/Directional_Score/directional_sentiment_prompt.docx
@@ -26,87 +26,91 @@
         <w:rPr>
           <w:rFonts w:hint="eastAsia"/>
         </w:rPr>
-        <w:t>Your task is to classify financial news into three categories:</w:t>
-      </w:r>
-      <w:r>
-        <w:t xml:space="preserve"> bullish</w:t>
+        <w:t xml:space="preserve">Your task is to classify </w:t>
+      </w:r>
+      <w:r>
+        <w:t xml:space="preserve">firm-specific </w:t>
       </w:r>
       <w:r>
         <w:rPr>
           <w:rFonts w:hint="eastAsia"/>
         </w:rPr>
-        <w:t xml:space="preserve">, </w:t>
-      </w:r>
-      <w:r>
-        <w:t>neutral</w:t>
+        <w:t xml:space="preserve">financial news into </w:t>
+      </w:r>
+      <w:r>
+        <w:t>directional sentiment categories based on the</w:t>
       </w:r>
       <w:r>
         <w:rPr>
           <w:rFonts w:hint="eastAsia"/>
         </w:rPr>
-        <w:t xml:space="preserve">, or </w:t>
+        <w:t xml:space="preserve"> </w:t>
       </w:r>
       <w:r>
         <w:rPr>
           <w:rFonts w:eastAsia="Yu Gothic" w:hint="eastAsia"/>
           <w:lang w:eastAsia="ja-JP"/>
         </w:rPr>
-        <w:t>bearish</w:t>
-      </w:r>
-      <w:r>
-        <w:rPr>
-          <w:rFonts w:hint="eastAsia"/>
-        </w:rPr>
-        <w:t xml:space="preserve">. These </w:t>
-      </w:r>
-      <w:r>
-        <w:t>sentiment</w:t>
-      </w:r>
-      <w:r>
-        <w:rPr>
-          <w:rFonts w:hint="eastAsia"/>
-        </w:rPr>
-        <w:t xml:space="preserve"> categories are used to predict the </w:t>
+        <w:t xml:space="preserve">expected </w:t>
       </w:r>
       <w:r>
         <w:rPr>
           <w:rFonts w:eastAsia="Yu Gothic" w:hint="eastAsia"/>
           <w:lang w:eastAsia="ja-JP"/>
         </w:rPr>
-        <w:t xml:space="preserve">expected </w:t>
+        <w:t>short</w:t>
+      </w:r>
+      <w:r>
+        <w:rPr>
+          <w:rFonts w:hint="eastAsia"/>
+        </w:rPr>
+        <w:t>-term</w:t>
       </w:r>
       <w:r>
         <w:rPr>
           <w:rFonts w:eastAsia="Yu Gothic" w:hint="eastAsia"/>
           <w:lang w:eastAsia="ja-JP"/>
         </w:rPr>
-        <w:t>short</w:t>
+        <w:t xml:space="preserve"> (1 week)</w:t>
       </w:r>
       <w:r>
         <w:rPr>
           <w:rFonts w:hint="eastAsia"/>
         </w:rPr>
-        <w:t>-term</w:t>
+        <w:t xml:space="preserve"> </w:t>
+      </w:r>
+      <w:r>
+        <w:t>i</w:t>
+      </w:r>
+      <w:r>
+        <w:rPr>
+          <w:rFonts w:hint="eastAsia"/>
+        </w:rPr>
+        <w:t xml:space="preserve">mpact on </w:t>
+      </w:r>
+      <w:r>
+        <w:t xml:space="preserve">&lt;Company-Name&gt; </w:t>
       </w:r>
       <w:r>
         <w:rPr>
           <w:rFonts w:eastAsia="Yu Gothic" w:hint="eastAsia"/>
           <w:lang w:eastAsia="ja-JP"/>
         </w:rPr>
-        <w:t xml:space="preserve"> (1 week)</w:t>
-      </w:r>
-      <w:r>
-        <w:rPr>
-          <w:rFonts w:hint="eastAsia"/>
-        </w:rPr>
-        <w:t xml:space="preserve"> directional impact on &lt;Company-Name&gt;</w:t>
+        <w:t>(</w:t>
+      </w:r>
+      <w:r>
+        <w:rPr>
+          <w:rFonts w:eastAsia="Yu Gothic"/>
+          <w:lang w:eastAsia="ja-JP"/>
+        </w:rPr>
+        <w:t>&lt;Company-Ticker&gt;</w:t>
       </w:r>
       <w:r>
         <w:rPr>
           <w:rFonts w:eastAsia="Yu Gothic" w:hint="eastAsia"/>
           <w:lang w:eastAsia="ja-JP"/>
         </w:rPr>
-        <w:t>(&lt;Company-Ticker&gt;)</w:t>
+        <w:t>)</w:t>
       </w:r>
       <w:r>
         <w:rPr>
@@ -146,6 +150,107 @@
       <w:pPr>
         <w:spacing w:line="240" w:lineRule="auto"/>
       </w:pPr>
+      <w:r>
+        <w:t>Definition:</w:t>
+      </w:r>
+    </w:p>
+    <w:p>
+      <w:pPr>
+        <w:pStyle w:val="ListParagraph"/>
+        <w:numPr>
+          <w:ilvl w:val="0"/>
+          <w:numId w:val="29"/>
+        </w:numPr>
+        <w:spacing w:line="240" w:lineRule="auto"/>
+      </w:pPr>
+      <w:r>
+        <w:t>Bullish (1): News is expected to have a positive impact on the stock price.</w:t>
+      </w:r>
+    </w:p>
+    <w:p>
+      <w:pPr>
+        <w:pStyle w:val="ListParagraph"/>
+        <w:numPr>
+          <w:ilvl w:val="0"/>
+          <w:numId w:val="29"/>
+        </w:numPr>
+        <w:spacing w:line="240" w:lineRule="auto"/>
+      </w:pPr>
+      <w:r>
+        <w:t>Neutral (0): News is unlikely to have a meaningful directional impact.</w:t>
+      </w:r>
+    </w:p>
+    <w:p>
+      <w:pPr>
+        <w:pStyle w:val="ListParagraph"/>
+        <w:numPr>
+          <w:ilvl w:val="0"/>
+          <w:numId w:val="29"/>
+        </w:numPr>
+        <w:spacing w:line="240" w:lineRule="auto"/>
+      </w:pPr>
+      <w:r>
+        <w:t>Bearish (-1): News is expected to have a negative impact on the stock price.</w:t>
+      </w:r>
+    </w:p>
+    <w:p>
+      <w:pPr>
+        <w:spacing w:line="240" w:lineRule="auto"/>
+      </w:pPr>
+      <w:r>
+        <w:t>Rules:</w:t>
+      </w:r>
+    </w:p>
+    <w:p>
+      <w:pPr>
+        <w:pStyle w:val="ListParagraph"/>
+        <w:numPr>
+          <w:ilvl w:val="0"/>
+          <w:numId w:val="30"/>
+        </w:numPr>
+        <w:spacing w:line="240" w:lineRule="auto"/>
+      </w:pPr>
+      <w:r>
+        <w:t>Assess the price impact from a professional</w:t>
+      </w:r>
+      <w:r>
+        <w:t xml:space="preserve"> financial-</w:t>
+      </w:r>
+      <w:r>
+        <w:t>markets</w:t>
+      </w:r>
+      <w:r>
+        <w:t xml:space="preserve"> analyst</w:t>
+      </w:r>
+      <w:r>
+        <w:t xml:space="preserve"> perspective.</w:t>
+      </w:r>
+    </w:p>
+    <w:p>
+      <w:pPr>
+        <w:pStyle w:val="ListParagraph"/>
+        <w:numPr>
+          <w:ilvl w:val="0"/>
+          <w:numId w:val="30"/>
+        </w:numPr>
+        <w:spacing w:line="240" w:lineRule="auto"/>
+      </w:pPr>
+      <w:r>
+        <w:t>If news contains mixed, ambiguous, or uncertain signals, classify it as Neutral.</w:t>
+      </w:r>
+    </w:p>
+    <w:p>
+      <w:pPr>
+        <w:pStyle w:val="ListParagraph"/>
+        <w:numPr>
+          <w:ilvl w:val="0"/>
+          <w:numId w:val="30"/>
+        </w:numPr>
+        <w:spacing w:line="240" w:lineRule="auto"/>
+      </w:pPr>
+      <w:r>
+        <w:t>Do not infer long-term effects, focus on short-term (1 week) impact.</w:t>
+      </w:r>
     </w:p>
     <w:p>
       <w:pPr>
@@ -188,175 +293,226 @@
     <w:p>
       <w:pPr>
         <w:spacing w:line="240" w:lineRule="auto"/>
+      </w:pPr>
+      <w:r>
+        <w:rPr>
+          <w:rFonts w:eastAsia="Yu Gothic" w:hint="eastAsia"/>
+          <w:lang w:eastAsia="ja-JP"/>
+        </w:rPr>
+        <w:t>C</w:t>
+      </w:r>
+      <w:r>
+        <w:rPr>
+          <w:rFonts w:hint="eastAsia"/>
+        </w:rPr>
+        <w:t xml:space="preserve">lassify </w:t>
+      </w:r>
+      <w:r>
+        <w:rPr>
+          <w:rFonts w:eastAsia="Yu Gothic" w:hint="eastAsia"/>
+          <w:lang w:eastAsia="ja-JP"/>
+        </w:rPr>
+        <w:t>each</w:t>
+      </w:r>
+      <w:r>
+        <w:rPr>
+          <w:rFonts w:hint="eastAsia"/>
+        </w:rPr>
+        <w:t xml:space="preserve"> </w:t>
+      </w:r>
+      <w:r>
+        <w:t>row</w:t>
+      </w:r>
+      <w:r>
+        <w:rPr>
+          <w:rFonts w:hint="eastAsia"/>
+        </w:rPr>
+        <w:t xml:space="preserve"> </w:t>
+      </w:r>
+      <w:r>
+        <w:rPr>
+          <w:rFonts w:hint="eastAsia"/>
+        </w:rPr>
+        <w:t xml:space="preserve">in </w:t>
+      </w:r>
+      <w:r>
+        <w:rPr>
+          <w:rFonts w:eastAsia="Yu Gothic" w:hint="eastAsia"/>
+          <w:lang w:eastAsia="ja-JP"/>
+        </w:rPr>
+        <w:t xml:space="preserve">the </w:t>
+      </w:r>
+      <w:r>
+        <w:rPr>
+          <w:rFonts w:hint="eastAsia"/>
+        </w:rPr>
+        <w:t xml:space="preserve">provided </w:t>
+      </w:r>
+      <w:r>
+        <w:t>CSV</w:t>
+      </w:r>
+      <w:r>
+        <w:rPr>
+          <w:rFonts w:hint="eastAsia"/>
+        </w:rPr>
+        <w:t xml:space="preserve"> </w:t>
+      </w:r>
+      <w:r>
+        <w:t xml:space="preserve">independently using the </w:t>
+      </w:r>
+      <w:r>
+        <w:rPr>
+          <w:rFonts w:eastAsia="Yu Gothic" w:hint="eastAsia"/>
+          <w:lang w:eastAsia="ja-JP"/>
+        </w:rPr>
+        <w:t xml:space="preserve">directional </w:t>
+      </w:r>
+      <w:r>
+        <w:rPr>
+          <w:rFonts w:hint="eastAsia"/>
+        </w:rPr>
+        <w:t xml:space="preserve">sentiment </w:t>
+      </w:r>
+      <w:r>
+        <w:t>labels</w:t>
+      </w:r>
+      <w:r>
+        <w:rPr>
+          <w:rFonts w:hint="eastAsia"/>
+        </w:rPr>
+        <w:t xml:space="preserve"> (1 for </w:t>
+      </w:r>
+      <w:r>
+        <w:rPr>
+          <w:rFonts w:eastAsia="Yu Gothic" w:hint="eastAsia"/>
+          <w:lang w:eastAsia="ja-JP"/>
+        </w:rPr>
+        <w:t>bullish</w:t>
+      </w:r>
+      <w:r>
+        <w:rPr>
+          <w:rFonts w:hint="eastAsia"/>
+        </w:rPr>
+        <w:t xml:space="preserve">, 0 for neutral, and -1 for </w:t>
+      </w:r>
+      <w:r>
+        <w:rPr>
+          <w:rFonts w:eastAsia="Yu Gothic" w:hint="eastAsia"/>
+          <w:lang w:eastAsia="ja-JP"/>
+        </w:rPr>
+        <w:t>bearish</w:t>
+      </w:r>
+      <w:r>
+        <w:t>)</w:t>
+      </w:r>
+      <w:r>
+        <w:t>.</w:t>
+      </w:r>
+    </w:p>
+    <w:p>
+      <w:pPr>
+        <w:spacing w:line="240" w:lineRule="auto"/>
+      </w:pPr>
+      <w:r>
+        <w:t>The input CSV already contains an index column, date, and combined headline + summary.</w:t>
+      </w:r>
+    </w:p>
+    <w:p>
+      <w:pPr>
+        <w:spacing w:line="240" w:lineRule="auto"/>
+      </w:pPr>
+      <w:r>
+        <w:t>R</w:t>
+      </w:r>
+      <w:r>
+        <w:rPr>
+          <w:rFonts w:hint="eastAsia"/>
+        </w:rPr>
+        <w:t xml:space="preserve">eturn a </w:t>
+      </w:r>
+      <w:r>
         <w:rPr>
           <w:rFonts w:eastAsia="Yu Gothic"/>
           <w:lang w:eastAsia="ja-JP"/>
         </w:rPr>
-      </w:pPr>
+        <w:t>CSV with the same number of rows and in the same order as input.</w:t>
+      </w:r>
+      <w:r>
+        <w:t xml:space="preserve"> Each output row must contain exactly two values:</w:t>
+      </w:r>
+    </w:p>
+    <w:p>
+      <w:pPr>
+        <w:pStyle w:val="ListParagraph"/>
+        <w:numPr>
+          <w:ilvl w:val="0"/>
+          <w:numId w:val="32"/>
+        </w:numPr>
+        <w:spacing w:line="240" w:lineRule="auto"/>
+      </w:pPr>
+      <w:r>
+        <w:t>The original index</w:t>
+      </w:r>
+    </w:p>
+    <w:p>
+      <w:pPr>
+        <w:pStyle w:val="ListParagraph"/>
+        <w:numPr>
+          <w:ilvl w:val="0"/>
+          <w:numId w:val="32"/>
+        </w:numPr>
+        <w:spacing w:line="240" w:lineRule="auto"/>
+      </w:pPr>
+      <w:r>
+        <w:t>The numerical sentiment score (1, 0, or -1)</w:t>
+      </w:r>
+    </w:p>
+    <w:p>
+      <w:pPr>
+        <w:spacing w:line="240" w:lineRule="auto"/>
+        <w:rPr>
+          <w:rFonts w:eastAsia="Yu Gothic"/>
+          <w:lang w:eastAsia="ja-JP"/>
+        </w:rPr>
+      </w:pPr>
+      <w:r>
+        <w:rPr>
+          <w:rFonts w:hint="eastAsia"/>
+        </w:rPr>
+        <w:t>Only respon</w:t>
+      </w:r>
       <w:r>
         <w:rPr>
           <w:rFonts w:eastAsia="Yu Gothic" w:hint="eastAsia"/>
           <w:lang w:eastAsia="ja-JP"/>
         </w:rPr>
-        <w:t>C</w:t>
+        <w:t>d</w:t>
       </w:r>
       <w:r>
         <w:rPr>
           <w:rFonts w:hint="eastAsia"/>
         </w:rPr>
-        <w:t xml:space="preserve">lassify </w:t>
+        <w:t xml:space="preserve"> </w:t>
       </w:r>
       <w:r>
         <w:rPr>
           <w:rFonts w:eastAsia="Yu Gothic" w:hint="eastAsia"/>
           <w:lang w:eastAsia="ja-JP"/>
         </w:rPr>
-        <w:t>each</w:t>
+        <w:t xml:space="preserve">with </w:t>
       </w:r>
       <w:r>
         <w:rPr>
           <w:rFonts w:hint="eastAsia"/>
         </w:rPr>
-        <w:t xml:space="preserve"> financial news </w:t>
-      </w:r>
-      <w:r>
-        <w:rPr>
-          <w:rFonts w:hint="eastAsia"/>
-        </w:rPr>
-        <w:t xml:space="preserve">in </w:t>
-      </w:r>
-      <w:r>
-        <w:rPr>
-          <w:rFonts w:eastAsia="Yu Gothic" w:hint="eastAsia"/>
+        <w:t xml:space="preserve">the result </w:t>
+      </w:r>
+      <w:r>
+        <w:rPr>
+          <w:rFonts w:eastAsia="Yu Gothic"/>
           <w:lang w:eastAsia="ja-JP"/>
         </w:rPr>
-        <w:t xml:space="preserve">the </w:t>
-      </w:r>
-      <w:r>
-        <w:rPr>
-          <w:rFonts w:hint="eastAsia"/>
-        </w:rPr>
-        <w:t xml:space="preserve">provided csv </w:t>
-      </w:r>
-      <w:r>
-        <w:rPr>
-          <w:rFonts w:hint="eastAsia"/>
-        </w:rPr>
-        <w:t>into</w:t>
-      </w:r>
-      <w:r>
-        <w:rPr>
-          <w:rFonts w:eastAsia="Yu Gothic" w:hint="eastAsia"/>
-          <w:lang w:eastAsia="ja-JP"/>
-        </w:rPr>
-        <w:t xml:space="preserve"> one of the three</w:t>
-      </w:r>
-      <w:r>
-        <w:rPr>
-          <w:rFonts w:hint="eastAsia"/>
-        </w:rPr>
-        <w:t xml:space="preserve"> </w:t>
-      </w:r>
-      <w:r>
-        <w:rPr>
-          <w:rFonts w:eastAsia="Yu Gothic" w:hint="eastAsia"/>
-          <w:lang w:eastAsia="ja-JP"/>
-        </w:rPr>
-        <w:t xml:space="preserve">directional </w:t>
-      </w:r>
-      <w:r>
-        <w:rPr>
-          <w:rFonts w:hint="eastAsia"/>
-        </w:rPr>
-        <w:t xml:space="preserve">sentiment categories (1 for </w:t>
-      </w:r>
-      <w:r>
-        <w:rPr>
-          <w:rFonts w:eastAsia="Yu Gothic" w:hint="eastAsia"/>
-          <w:lang w:eastAsia="ja-JP"/>
-        </w:rPr>
-        <w:t>bullish</w:t>
-      </w:r>
-      <w:r>
-        <w:rPr>
-          <w:rFonts w:hint="eastAsia"/>
-        </w:rPr>
-        <w:t xml:space="preserve">, 0 for neutral, and -1 for </w:t>
-      </w:r>
-      <w:r>
-        <w:rPr>
-          <w:rFonts w:eastAsia="Yu Gothic" w:hint="eastAsia"/>
-          <w:lang w:eastAsia="ja-JP"/>
-        </w:rPr>
-        <w:t>bearish</w:t>
-      </w:r>
-      <w:r>
-        <w:t>) and</w:t>
-      </w:r>
-      <w:r>
-        <w:rPr>
-          <w:rFonts w:hint="eastAsia"/>
-        </w:rPr>
-        <w:t xml:space="preserve"> return a </w:t>
-      </w:r>
-      <w:r>
-        <w:rPr>
-          <w:rFonts w:eastAsia="Yu Gothic" w:hint="eastAsia"/>
-          <w:lang w:eastAsia="ja-JP"/>
-        </w:rPr>
-        <w:t>csv</w:t>
-      </w:r>
-      <w:r>
-        <w:rPr>
-          <w:rFonts w:hint="eastAsia"/>
-        </w:rPr>
-        <w:t xml:space="preserve"> of corresponding numbers. </w:t>
-      </w:r>
-      <w:r>
-        <w:rPr>
-          <w:rFonts w:eastAsia="Yu Gothic" w:hint="eastAsia"/>
-          <w:lang w:eastAsia="ja-JP"/>
-        </w:rPr>
-        <w:t xml:space="preserve">Evaluate each row independently. </w:t>
-      </w:r>
-      <w:r>
-        <w:rPr>
-          <w:rFonts w:hint="eastAsia"/>
-        </w:rPr>
-        <w:t>Only respon</w:t>
-      </w:r>
-      <w:r>
-        <w:rPr>
-          <w:rFonts w:eastAsia="Yu Gothic" w:hint="eastAsia"/>
-          <w:lang w:eastAsia="ja-JP"/>
-        </w:rPr>
-        <w:t>d</w:t>
-      </w:r>
-      <w:r>
-        <w:rPr>
-          <w:rFonts w:hint="eastAsia"/>
-        </w:rPr>
-        <w:t xml:space="preserve"> </w:t>
-      </w:r>
-      <w:r>
-        <w:rPr>
-          <w:rFonts w:eastAsia="Yu Gothic" w:hint="eastAsia"/>
-          <w:lang w:eastAsia="ja-JP"/>
-        </w:rPr>
-        <w:t xml:space="preserve">with </w:t>
-      </w:r>
-      <w:r>
-        <w:rPr>
-          <w:rFonts w:hint="eastAsia"/>
-        </w:rPr>
-        <w:t xml:space="preserve">the result </w:t>
-      </w:r>
-      <w:r>
-        <w:rPr>
-          <w:rFonts w:eastAsia="Yu Gothic" w:hint="eastAsia"/>
-          <w:lang w:eastAsia="ja-JP"/>
-        </w:rPr>
-        <w:t>csv</w:t>
+        <w:t>CSV</w:t>
       </w:r>
       <w:r>
         <w:rPr>
@@ -560,6 +716,119 @@
 <file path=word/numbering.xml><?xml version="1.0" encoding="utf-8"?>
 <w:numbering xmlns:wpc="http://schemas.microsoft.com/office/word/2010/wordprocessingCanvas" xmlns:cx="http://schemas.microsoft.com/office/drawing/2014/chartex" xmlns:cx1="http://schemas.microsoft.com/office/drawing/2015/9/8/chartex" xmlns:cx2="http://schemas.microsoft.com/office/drawing/2015/10/21/chartex" xmlns:cx3="http://schemas.microsoft.com/office/drawing/2016/5/9/chartex" xmlns:cx4="http://schemas.microsoft.com/office/drawing/2016/5/10/chartex" xmlns:cx5="http://schemas.microsoft.com/office/drawing/2016/5/11/chartex" xmlns:cx6="http://schemas.microsoft.com/office/drawing/2016/5/12/chartex" xmlns:cx7="http://schemas.microsoft.com/office/drawing/2016/5/13/chartex" xmlns:cx8="http://schemas.microsoft.com/office/drawing/2016/5/14/chartex" xmlns:mc="http://schemas.openxmlformats.org/markup-compatibility/2006" xmlns:aink="http://schemas.microsoft.com/office/drawing/2016/ink" xmlns:am3d="http://schemas.microsoft.com/office/drawing/2017/model3d" xmlns:o="urn:schemas-microsoft-com:office:office" xmlns:oel="http://schemas.microsoft.com/office/2019/extlst" xmlns:r="http://schemas.openxmlformats.org/officeDocument/2006/relationships" xmlns:m="http://schemas.openxmlformats.org/officeDocument/2006/math" xmlns:v="urn:schemas-microsoft-com:vml" xmlns:wp14="http://schemas.microsoft.com/office/word/2010/wordprocessingDrawing" xmlns:wp="http://schemas.openxmlformats.org/drawingml/2006/wordprocessingDrawing" xmlns:w10="urn:schemas-microsoft-com:office:word" xmlns:w="http://schemas.openxmlformats.org/wordprocessingml/2006/main" xmlns:w14="http://schemas.microsoft.com/office/word/2010/wordml" xmlns:w15="http://schemas.microsoft.com/office/word/2012/wordml" xmlns:w16cex="http://schemas.microsoft.com/office/word/2018/wordml/cex" xmlns:w16cid="http://schemas.microsoft.com/office/word/2016/wordml/cid" xmlns:w16="http://schemas.microsoft.com/office/word/2018/wordml" xmlns:w16du="http://schemas.microsoft.com/office/word/2023/wordml/word16du" xmlns:w16sdtdh="http://schemas.microsoft.com/office/word/2020/wordml/sdtdatahash" xmlns:w16sdtfl="http://schemas.microsoft.com/office/word/2024/wordml/sdtformatlock" xmlns:w16se="http://schemas.microsoft.com/office/word/2015/wordml/symex" xmlns:wpg="http://schemas.microsoft.com/office/word/2010/wordprocessingGroup" xmlns:wpi="http://schemas.microsoft.com/office/word/2010/wordprocessingInk" xmlns:wne="http://schemas.microsoft.com/office/word/2006/wordml" xmlns:wps="http://schemas.microsoft.com/office/word/2010/wordprocessingShape" mc:Ignorable="w14 w15 w16se w16cid w16 w16cex w16sdtdh w16sdtfl w16du wp14">
   <w:abstractNum w:abstractNumId="0" w15:restartNumberingAfterBreak="0">
+    <w:nsid w:val="07075189"/>
+    <w:multiLevelType w:val="hybridMultilevel"/>
+    <w:tmpl w:val="3ABA83F4"/>
+    <w:lvl w:ilvl="0" w:tplc="04090001">
+      <w:start w:val="1"/>
+      <w:numFmt w:val="bullet"/>
+      <w:lvlText w:val=""/>
+      <w:lvlJc w:val="left"/>
+      <w:pPr>
+        <w:ind w:left="480" w:hanging="480"/>
+      </w:pPr>
+      <w:rPr>
+        <w:rFonts w:ascii="Wingdings" w:hAnsi="Wingdings" w:hint="default"/>
+      </w:rPr>
+    </w:lvl>
+    <w:lvl w:ilvl="1" w:tplc="04090003" w:tentative="1">
+      <w:start w:val="1"/>
+      <w:numFmt w:val="bullet"/>
+      <w:lvlText w:val=""/>
+      <w:lvlJc w:val="left"/>
+      <w:pPr>
+        <w:ind w:left="960" w:hanging="480"/>
+      </w:pPr>
+      <w:rPr>
+        <w:rFonts w:ascii="Wingdings" w:hAnsi="Wingdings" w:hint="default"/>
+      </w:rPr>
+    </w:lvl>
+    <w:lvl w:ilvl="2" w:tplc="04090005" w:tentative="1">
+      <w:start w:val="1"/>
+      <w:numFmt w:val="bullet"/>
+      <w:lvlText w:val=""/>
+      <w:lvlJc w:val="left"/>
+      <w:pPr>
+        <w:ind w:left="1440" w:hanging="480"/>
+      </w:pPr>
+      <w:rPr>
+        <w:rFonts w:ascii="Wingdings" w:hAnsi="Wingdings" w:hint="default"/>
+      </w:rPr>
+    </w:lvl>
+    <w:lvl w:ilvl="3" w:tplc="04090001" w:tentative="1">
+      <w:start w:val="1"/>
+      <w:numFmt w:val="bullet"/>
+      <w:lvlText w:val=""/>
+      <w:lvlJc w:val="left"/>
+      <w:pPr>
+        <w:ind w:left="1920" w:hanging="480"/>
+      </w:pPr>
+      <w:rPr>
+        <w:rFonts w:ascii="Wingdings" w:hAnsi="Wingdings" w:hint="default"/>
+      </w:rPr>
+    </w:lvl>
+    <w:lvl w:ilvl="4" w:tplc="04090003" w:tentative="1">
+      <w:start w:val="1"/>
+      <w:numFmt w:val="bullet"/>
+      <w:lvlText w:val=""/>
+      <w:lvlJc w:val="left"/>
+      <w:pPr>
+        <w:ind w:left="2400" w:hanging="480"/>
+      </w:pPr>
+      <w:rPr>
+        <w:rFonts w:ascii="Wingdings" w:hAnsi="Wingdings" w:hint="default"/>
+      </w:rPr>
+    </w:lvl>
+    <w:lvl w:ilvl="5" w:tplc="04090005" w:tentative="1">
+      <w:start w:val="1"/>
+      <w:numFmt w:val="bullet"/>
+      <w:lvlText w:val=""/>
+      <w:lvlJc w:val="left"/>
+      <w:pPr>
+        <w:ind w:left="2880" w:hanging="480"/>
+      </w:pPr>
+      <w:rPr>
+        <w:rFonts w:ascii="Wingdings" w:hAnsi="Wingdings" w:hint="default"/>
+      </w:rPr>
+    </w:lvl>
+    <w:lvl w:ilvl="6" w:tplc="04090001" w:tentative="1">
+      <w:start w:val="1"/>
+      <w:numFmt w:val="bullet"/>
+      <w:lvlText w:val=""/>
+      <w:lvlJc w:val="left"/>
+      <w:pPr>
+        <w:ind w:left="3360" w:hanging="480"/>
+      </w:pPr>
+      <w:rPr>
+        <w:rFonts w:ascii="Wingdings" w:hAnsi="Wingdings" w:hint="default"/>
+      </w:rPr>
+    </w:lvl>
+    <w:lvl w:ilvl="7" w:tplc="04090003" w:tentative="1">
+      <w:start w:val="1"/>
+      <w:numFmt w:val="bullet"/>
+      <w:lvlText w:val=""/>
+      <w:lvlJc w:val="left"/>
+      <w:pPr>
+        <w:ind w:left="3840" w:hanging="480"/>
+      </w:pPr>
+      <w:rPr>
+        <w:rFonts w:ascii="Wingdings" w:hAnsi="Wingdings" w:hint="default"/>
+      </w:rPr>
+    </w:lvl>
+    <w:lvl w:ilvl="8" w:tplc="04090005" w:tentative="1">
+      <w:start w:val="1"/>
+      <w:numFmt w:val="bullet"/>
+      <w:lvlText w:val=""/>
+      <w:lvlJc w:val="left"/>
+      <w:pPr>
+        <w:ind w:left="4320" w:hanging="480"/>
+      </w:pPr>
+      <w:rPr>
+        <w:rFonts w:ascii="Wingdings" w:hAnsi="Wingdings" w:hint="default"/>
+      </w:rPr>
+    </w:lvl>
+  </w:abstractNum>
+  <w:abstractNum w:abstractNumId="1" w15:restartNumberingAfterBreak="0">
     <w:nsid w:val="0B3A731D"/>
     <w:multiLevelType w:val="hybridMultilevel"/>
     <w:tmpl w:val="23E6A3A4"/>
@@ -672,7 +941,7 @@
       </w:rPr>
     </w:lvl>
   </w:abstractNum>
-  <w:abstractNum w:abstractNumId="1" w15:restartNumberingAfterBreak="0">
+  <w:abstractNum w:abstractNumId="2" w15:restartNumberingAfterBreak="0">
     <w:nsid w:val="0BC70054"/>
     <w:multiLevelType w:val="hybridMultilevel"/>
     <w:tmpl w:val="9A448D02"/>
@@ -785,7 +1054,7 @@
       </w:rPr>
     </w:lvl>
   </w:abstractNum>
-  <w:abstractNum w:abstractNumId="2" w15:restartNumberingAfterBreak="0">
+  <w:abstractNum w:abstractNumId="3" w15:restartNumberingAfterBreak="0">
     <w:nsid w:val="0F3C2ADE"/>
     <w:multiLevelType w:val="hybridMultilevel"/>
     <w:tmpl w:val="A3A695CE"/>
@@ -898,7 +1167,7 @@
       </w:rPr>
     </w:lvl>
   </w:abstractNum>
-  <w:abstractNum w:abstractNumId="3" w15:restartNumberingAfterBreak="0">
+  <w:abstractNum w:abstractNumId="4" w15:restartNumberingAfterBreak="0">
     <w:nsid w:val="13D638BB"/>
     <w:multiLevelType w:val="hybridMultilevel"/>
     <w:tmpl w:val="39828C0E"/>
@@ -1011,7 +1280,7 @@
       </w:rPr>
     </w:lvl>
   </w:abstractNum>
-  <w:abstractNum w:abstractNumId="4" w15:restartNumberingAfterBreak="0">
+  <w:abstractNum w:abstractNumId="5" w15:restartNumberingAfterBreak="0">
     <w:nsid w:val="16737822"/>
     <w:multiLevelType w:val="hybridMultilevel"/>
     <w:tmpl w:val="1D0A8580"/>
@@ -1124,7 +1393,7 @@
       </w:rPr>
     </w:lvl>
   </w:abstractNum>
-  <w:abstractNum w:abstractNumId="5" w15:restartNumberingAfterBreak="0">
+  <w:abstractNum w:abstractNumId="6" w15:restartNumberingAfterBreak="0">
     <w:nsid w:val="1BF378A4"/>
     <w:multiLevelType w:val="hybridMultilevel"/>
     <w:tmpl w:val="12F6B0D8"/>
@@ -1237,7 +1506,7 @@
       </w:rPr>
     </w:lvl>
   </w:abstractNum>
-  <w:abstractNum w:abstractNumId="6" w15:restartNumberingAfterBreak="0">
+  <w:abstractNum w:abstractNumId="7" w15:restartNumberingAfterBreak="0">
     <w:nsid w:val="1C1C1088"/>
     <w:multiLevelType w:val="hybridMultilevel"/>
     <w:tmpl w:val="DF4AD76E"/>
@@ -1350,7 +1619,7 @@
       </w:rPr>
     </w:lvl>
   </w:abstractNum>
-  <w:abstractNum w:abstractNumId="7" w15:restartNumberingAfterBreak="0">
+  <w:abstractNum w:abstractNumId="8" w15:restartNumberingAfterBreak="0">
     <w:nsid w:val="20CB56C4"/>
     <w:multiLevelType w:val="hybridMultilevel"/>
     <w:tmpl w:val="D6DE8C30"/>
@@ -1463,7 +1732,7 @@
       </w:rPr>
     </w:lvl>
   </w:abstractNum>
-  <w:abstractNum w:abstractNumId="8" w15:restartNumberingAfterBreak="0">
+  <w:abstractNum w:abstractNumId="9" w15:restartNumberingAfterBreak="0">
     <w:nsid w:val="23261859"/>
     <w:multiLevelType w:val="hybridMultilevel"/>
     <w:tmpl w:val="9FBEE030"/>
@@ -1576,7 +1845,7 @@
       </w:rPr>
     </w:lvl>
   </w:abstractNum>
-  <w:abstractNum w:abstractNumId="9" w15:restartNumberingAfterBreak="0">
+  <w:abstractNum w:abstractNumId="10" w15:restartNumberingAfterBreak="0">
     <w:nsid w:val="23D423BB"/>
     <w:multiLevelType w:val="hybridMultilevel"/>
     <w:tmpl w:val="EE9428B2"/>
@@ -1689,7 +1958,7 @@
       </w:rPr>
     </w:lvl>
   </w:abstractNum>
-  <w:abstractNum w:abstractNumId="10" w15:restartNumberingAfterBreak="0">
+  <w:abstractNum w:abstractNumId="11" w15:restartNumberingAfterBreak="0">
     <w:nsid w:val="240A411B"/>
     <w:multiLevelType w:val="hybridMultilevel"/>
     <w:tmpl w:val="D16CB4FA"/>
@@ -1802,7 +2071,7 @@
       </w:rPr>
     </w:lvl>
   </w:abstractNum>
-  <w:abstractNum w:abstractNumId="11" w15:restartNumberingAfterBreak="0">
+  <w:abstractNum w:abstractNumId="12" w15:restartNumberingAfterBreak="0">
     <w:nsid w:val="2641477B"/>
     <w:multiLevelType w:val="hybridMultilevel"/>
     <w:tmpl w:val="FA7639B4"/>
@@ -1915,7 +2184,7 @@
       </w:rPr>
     </w:lvl>
   </w:abstractNum>
-  <w:abstractNum w:abstractNumId="12" w15:restartNumberingAfterBreak="0">
+  <w:abstractNum w:abstractNumId="13" w15:restartNumberingAfterBreak="0">
     <w:nsid w:val="2DB11A2A"/>
     <w:multiLevelType w:val="hybridMultilevel"/>
     <w:tmpl w:val="DB443AAA"/>
@@ -2028,7 +2297,7 @@
       </w:rPr>
     </w:lvl>
   </w:abstractNum>
-  <w:abstractNum w:abstractNumId="13" w15:restartNumberingAfterBreak="0">
+  <w:abstractNum w:abstractNumId="14" w15:restartNumberingAfterBreak="0">
     <w:nsid w:val="2E26178B"/>
     <w:multiLevelType w:val="hybridMultilevel"/>
     <w:tmpl w:val="CC2893FC"/>
@@ -2141,7 +2410,120 @@
       </w:rPr>
     </w:lvl>
   </w:abstractNum>
-  <w:abstractNum w:abstractNumId="14" w15:restartNumberingAfterBreak="0">
+  <w:abstractNum w:abstractNumId="15" w15:restartNumberingAfterBreak="0">
+    <w:nsid w:val="2E5709BB"/>
+    <w:multiLevelType w:val="hybridMultilevel"/>
+    <w:tmpl w:val="E4A2D464"/>
+    <w:lvl w:ilvl="0" w:tplc="04090001">
+      <w:start w:val="1"/>
+      <w:numFmt w:val="bullet"/>
+      <w:lvlText w:val=""/>
+      <w:lvlJc w:val="left"/>
+      <w:pPr>
+        <w:ind w:left="480" w:hanging="480"/>
+      </w:pPr>
+      <w:rPr>
+        <w:rFonts w:ascii="Wingdings" w:hAnsi="Wingdings" w:hint="default"/>
+      </w:rPr>
+    </w:lvl>
+    <w:lvl w:ilvl="1" w:tplc="04090003" w:tentative="1">
+      <w:start w:val="1"/>
+      <w:numFmt w:val="bullet"/>
+      <w:lvlText w:val=""/>
+      <w:lvlJc w:val="left"/>
+      <w:pPr>
+        <w:ind w:left="960" w:hanging="480"/>
+      </w:pPr>
+      <w:rPr>
+        <w:rFonts w:ascii="Wingdings" w:hAnsi="Wingdings" w:hint="default"/>
+      </w:rPr>
+    </w:lvl>
+    <w:lvl w:ilvl="2" w:tplc="04090005" w:tentative="1">
+      <w:start w:val="1"/>
+      <w:numFmt w:val="bullet"/>
+      <w:lvlText w:val=""/>
+      <w:lvlJc w:val="left"/>
+      <w:pPr>
+        <w:ind w:left="1440" w:hanging="480"/>
+      </w:pPr>
+      <w:rPr>
+        <w:rFonts w:ascii="Wingdings" w:hAnsi="Wingdings" w:hint="default"/>
+      </w:rPr>
+    </w:lvl>
+    <w:lvl w:ilvl="3" w:tplc="04090001" w:tentative="1">
+      <w:start w:val="1"/>
+      <w:numFmt w:val="bullet"/>
+      <w:lvlText w:val=""/>
+      <w:lvlJc w:val="left"/>
+      <w:pPr>
+        <w:ind w:left="1920" w:hanging="480"/>
+      </w:pPr>
+      <w:rPr>
+        <w:rFonts w:ascii="Wingdings" w:hAnsi="Wingdings" w:hint="default"/>
+      </w:rPr>
+    </w:lvl>
+    <w:lvl w:ilvl="4" w:tplc="04090003" w:tentative="1">
+      <w:start w:val="1"/>
+      <w:numFmt w:val="bullet"/>
+      <w:lvlText w:val=""/>
+      <w:lvlJc w:val="left"/>
+      <w:pPr>
+        <w:ind w:left="2400" w:hanging="480"/>
+      </w:pPr>
+      <w:rPr>
+        <w:rFonts w:ascii="Wingdings" w:hAnsi="Wingdings" w:hint="default"/>
+      </w:rPr>
+    </w:lvl>
+    <w:lvl w:ilvl="5" w:tplc="04090005" w:tentative="1">
+      <w:start w:val="1"/>
+      <w:numFmt w:val="bullet"/>
+      <w:lvlText w:val=""/>
+      <w:lvlJc w:val="left"/>
+      <w:pPr>
+        <w:ind w:left="2880" w:hanging="480"/>
+      </w:pPr>
+      <w:rPr>
+        <w:rFonts w:ascii="Wingdings" w:hAnsi="Wingdings" w:hint="default"/>
+      </w:rPr>
+    </w:lvl>
+    <w:lvl w:ilvl="6" w:tplc="04090001" w:tentative="1">
+      <w:start w:val="1"/>
+      <w:numFmt w:val="bullet"/>
+      <w:lvlText w:val=""/>
+      <w:lvlJc w:val="left"/>
+      <w:pPr>
+        <w:ind w:left="3360" w:hanging="480"/>
+      </w:pPr>
+      <w:rPr>
+        <w:rFonts w:ascii="Wingdings" w:hAnsi="Wingdings" w:hint="default"/>
+      </w:rPr>
+    </w:lvl>
+    <w:lvl w:ilvl="7" w:tplc="04090003" w:tentative="1">
+      <w:start w:val="1"/>
+      <w:numFmt w:val="bullet"/>
+      <w:lvlText w:val=""/>
+      <w:lvlJc w:val="left"/>
+      <w:pPr>
+        <w:ind w:left="3840" w:hanging="480"/>
+      </w:pPr>
+      <w:rPr>
+        <w:rFonts w:ascii="Wingdings" w:hAnsi="Wingdings" w:hint="default"/>
+      </w:rPr>
+    </w:lvl>
+    <w:lvl w:ilvl="8" w:tplc="04090005" w:tentative="1">
+      <w:start w:val="1"/>
+      <w:numFmt w:val="bullet"/>
+      <w:lvlText w:val=""/>
+      <w:lvlJc w:val="left"/>
+      <w:pPr>
+        <w:ind w:left="4320" w:hanging="480"/>
+      </w:pPr>
+      <w:rPr>
+        <w:rFonts w:ascii="Wingdings" w:hAnsi="Wingdings" w:hint="default"/>
+      </w:rPr>
+    </w:lvl>
+  </w:abstractNum>
+  <w:abstractNum w:abstractNumId="16" w15:restartNumberingAfterBreak="0">
     <w:nsid w:val="31251666"/>
     <w:multiLevelType w:val="hybridMultilevel"/>
     <w:tmpl w:val="9A42765A"/>
@@ -2254,7 +2636,7 @@
       </w:rPr>
     </w:lvl>
   </w:abstractNum>
-  <w:abstractNum w:abstractNumId="15" w15:restartNumberingAfterBreak="0">
+  <w:abstractNum w:abstractNumId="17" w15:restartNumberingAfterBreak="0">
     <w:nsid w:val="325B0DDB"/>
     <w:multiLevelType w:val="hybridMultilevel"/>
     <w:tmpl w:val="1C80B91C"/>
@@ -2366,7 +2748,7 @@
       </w:rPr>
     </w:lvl>
   </w:abstractNum>
-  <w:abstractNum w:abstractNumId="16" w15:restartNumberingAfterBreak="0">
+  <w:abstractNum w:abstractNumId="18" w15:restartNumberingAfterBreak="0">
     <w:nsid w:val="3FD80B95"/>
     <w:multiLevelType w:val="hybridMultilevel"/>
     <w:tmpl w:val="FD1A9AE0"/>
@@ -2479,7 +2861,7 @@
       </w:rPr>
     </w:lvl>
   </w:abstractNum>
-  <w:abstractNum w:abstractNumId="17" w15:restartNumberingAfterBreak="0">
+  <w:abstractNum w:abstractNumId="19" w15:restartNumberingAfterBreak="0">
     <w:nsid w:val="45EA5F8B"/>
     <w:multiLevelType w:val="hybridMultilevel"/>
     <w:tmpl w:val="4636E916"/>
@@ -2592,7 +2974,7 @@
       </w:rPr>
     </w:lvl>
   </w:abstractNum>
-  <w:abstractNum w:abstractNumId="18" w15:restartNumberingAfterBreak="0">
+  <w:abstractNum w:abstractNumId="20" w15:restartNumberingAfterBreak="0">
     <w:nsid w:val="46266AA7"/>
     <w:multiLevelType w:val="hybridMultilevel"/>
     <w:tmpl w:val="CCBAA1BA"/>
@@ -2705,7 +3087,7 @@
       </w:rPr>
     </w:lvl>
   </w:abstractNum>
-  <w:abstractNum w:abstractNumId="19" w15:restartNumberingAfterBreak="0">
+  <w:abstractNum w:abstractNumId="21" w15:restartNumberingAfterBreak="0">
     <w:nsid w:val="4C8C57FF"/>
     <w:multiLevelType w:val="hybridMultilevel"/>
     <w:tmpl w:val="179AF26C"/>
@@ -2818,7 +3200,7 @@
       </w:rPr>
     </w:lvl>
   </w:abstractNum>
-  <w:abstractNum w:abstractNumId="20" w15:restartNumberingAfterBreak="0">
+  <w:abstractNum w:abstractNumId="22" w15:restartNumberingAfterBreak="0">
     <w:nsid w:val="4F3A225D"/>
     <w:multiLevelType w:val="hybridMultilevel"/>
     <w:tmpl w:val="24C87CF2"/>
@@ -2931,7 +3313,7 @@
       </w:rPr>
     </w:lvl>
   </w:abstractNum>
-  <w:abstractNum w:abstractNumId="21" w15:restartNumberingAfterBreak="0">
+  <w:abstractNum w:abstractNumId="23" w15:restartNumberingAfterBreak="0">
     <w:nsid w:val="4FBD3F50"/>
     <w:multiLevelType w:val="hybridMultilevel"/>
     <w:tmpl w:val="2A1CDA18"/>
@@ -3044,7 +3426,7 @@
       </w:rPr>
     </w:lvl>
   </w:abstractNum>
-  <w:abstractNum w:abstractNumId="22" w15:restartNumberingAfterBreak="0">
+  <w:abstractNum w:abstractNumId="24" w15:restartNumberingAfterBreak="0">
     <w:nsid w:val="52B529AB"/>
     <w:multiLevelType w:val="hybridMultilevel"/>
     <w:tmpl w:val="2AC05550"/>
@@ -3157,7 +3539,7 @@
       </w:rPr>
     </w:lvl>
   </w:abstractNum>
-  <w:abstractNum w:abstractNumId="23" w15:restartNumberingAfterBreak="0">
+  <w:abstractNum w:abstractNumId="25" w15:restartNumberingAfterBreak="0">
     <w:nsid w:val="53401579"/>
     <w:multiLevelType w:val="hybridMultilevel"/>
     <w:tmpl w:val="E924B28C"/>
@@ -3270,7 +3652,120 @@
       </w:rPr>
     </w:lvl>
   </w:abstractNum>
-  <w:abstractNum w:abstractNumId="24" w15:restartNumberingAfterBreak="0">
+  <w:abstractNum w:abstractNumId="26" w15:restartNumberingAfterBreak="0">
+    <w:nsid w:val="57471488"/>
+    <w:multiLevelType w:val="hybridMultilevel"/>
+    <w:tmpl w:val="B768BC82"/>
+    <w:lvl w:ilvl="0" w:tplc="04090001">
+      <w:start w:val="1"/>
+      <w:numFmt w:val="bullet"/>
+      <w:lvlText w:val=""/>
+      <w:lvlJc w:val="left"/>
+      <w:pPr>
+        <w:ind w:left="480" w:hanging="480"/>
+      </w:pPr>
+      <w:rPr>
+        <w:rFonts w:ascii="Wingdings" w:hAnsi="Wingdings" w:hint="default"/>
+      </w:rPr>
+    </w:lvl>
+    <w:lvl w:ilvl="1" w:tplc="04090003" w:tentative="1">
+      <w:start w:val="1"/>
+      <w:numFmt w:val="bullet"/>
+      <w:lvlText w:val=""/>
+      <w:lvlJc w:val="left"/>
+      <w:pPr>
+        <w:ind w:left="960" w:hanging="480"/>
+      </w:pPr>
+      <w:rPr>
+        <w:rFonts w:ascii="Wingdings" w:hAnsi="Wingdings" w:hint="default"/>
+      </w:rPr>
+    </w:lvl>
+    <w:lvl w:ilvl="2" w:tplc="04090005" w:tentative="1">
+      <w:start w:val="1"/>
+      <w:numFmt w:val="bullet"/>
+      <w:lvlText w:val=""/>
+      <w:lvlJc w:val="left"/>
+      <w:pPr>
+        <w:ind w:left="1440" w:hanging="480"/>
+      </w:pPr>
+      <w:rPr>
+        <w:rFonts w:ascii="Wingdings" w:hAnsi="Wingdings" w:hint="default"/>
+      </w:rPr>
+    </w:lvl>
+    <w:lvl w:ilvl="3" w:tplc="04090001" w:tentative="1">
+      <w:start w:val="1"/>
+      <w:numFmt w:val="bullet"/>
+      <w:lvlText w:val=""/>
+      <w:lvlJc w:val="left"/>
+      <w:pPr>
+        <w:ind w:left="1920" w:hanging="480"/>
+      </w:pPr>
+      <w:rPr>
+        <w:rFonts w:ascii="Wingdings" w:hAnsi="Wingdings" w:hint="default"/>
+      </w:rPr>
+    </w:lvl>
+    <w:lvl w:ilvl="4" w:tplc="04090003" w:tentative="1">
+      <w:start w:val="1"/>
+      <w:numFmt w:val="bullet"/>
+      <w:lvlText w:val=""/>
+      <w:lvlJc w:val="left"/>
+      <w:pPr>
+        <w:ind w:left="2400" w:hanging="480"/>
+      </w:pPr>
+      <w:rPr>
+        <w:rFonts w:ascii="Wingdings" w:hAnsi="Wingdings" w:hint="default"/>
+      </w:rPr>
+    </w:lvl>
+    <w:lvl w:ilvl="5" w:tplc="04090005" w:tentative="1">
+      <w:start w:val="1"/>
+      <w:numFmt w:val="bullet"/>
+      <w:lvlText w:val=""/>
+      <w:lvlJc w:val="left"/>
+      <w:pPr>
+        <w:ind w:left="2880" w:hanging="480"/>
+      </w:pPr>
+      <w:rPr>
+        <w:rFonts w:ascii="Wingdings" w:hAnsi="Wingdings" w:hint="default"/>
+      </w:rPr>
+    </w:lvl>
+    <w:lvl w:ilvl="6" w:tplc="04090001" w:tentative="1">
+      <w:start w:val="1"/>
+      <w:numFmt w:val="bullet"/>
+      <w:lvlText w:val=""/>
+      <w:lvlJc w:val="left"/>
+      <w:pPr>
+        <w:ind w:left="3360" w:hanging="480"/>
+      </w:pPr>
+      <w:rPr>
+        <w:rFonts w:ascii="Wingdings" w:hAnsi="Wingdings" w:hint="default"/>
+      </w:rPr>
+    </w:lvl>
+    <w:lvl w:ilvl="7" w:tplc="04090003" w:tentative="1">
+      <w:start w:val="1"/>
+      <w:numFmt w:val="bullet"/>
+      <w:lvlText w:val=""/>
+      <w:lvlJc w:val="left"/>
+      <w:pPr>
+        <w:ind w:left="3840" w:hanging="480"/>
+      </w:pPr>
+      <w:rPr>
+        <w:rFonts w:ascii="Wingdings" w:hAnsi="Wingdings" w:hint="default"/>
+      </w:rPr>
+    </w:lvl>
+    <w:lvl w:ilvl="8" w:tplc="04090005" w:tentative="1">
+      <w:start w:val="1"/>
+      <w:numFmt w:val="bullet"/>
+      <w:lvlText w:val=""/>
+      <w:lvlJc w:val="left"/>
+      <w:pPr>
+        <w:ind w:left="4320" w:hanging="480"/>
+      </w:pPr>
+      <w:rPr>
+        <w:rFonts w:ascii="Wingdings" w:hAnsi="Wingdings" w:hint="default"/>
+      </w:rPr>
+    </w:lvl>
+  </w:abstractNum>
+  <w:abstractNum w:abstractNumId="27" w15:restartNumberingAfterBreak="0">
     <w:nsid w:val="59972CA6"/>
     <w:multiLevelType w:val="hybridMultilevel"/>
     <w:tmpl w:val="28BC1D52"/>
@@ -3356,7 +3851,7 @@
       </w:pPr>
     </w:lvl>
   </w:abstractNum>
-  <w:abstractNum w:abstractNumId="25" w15:restartNumberingAfterBreak="0">
+  <w:abstractNum w:abstractNumId="28" w15:restartNumberingAfterBreak="0">
     <w:nsid w:val="5AA07773"/>
     <w:multiLevelType w:val="hybridMultilevel"/>
     <w:tmpl w:val="B5D64068"/>
@@ -3469,7 +3964,7 @@
       </w:rPr>
     </w:lvl>
   </w:abstractNum>
-  <w:abstractNum w:abstractNumId="26" w15:restartNumberingAfterBreak="0">
+  <w:abstractNum w:abstractNumId="29" w15:restartNumberingAfterBreak="0">
     <w:nsid w:val="71BC7DCB"/>
     <w:multiLevelType w:val="hybridMultilevel"/>
     <w:tmpl w:val="3030FD1C"/>
@@ -3582,7 +4077,120 @@
       </w:rPr>
     </w:lvl>
   </w:abstractNum>
-  <w:abstractNum w:abstractNumId="27" w15:restartNumberingAfterBreak="0">
+  <w:abstractNum w:abstractNumId="30" w15:restartNumberingAfterBreak="0">
+    <w:nsid w:val="79ED3DE7"/>
+    <w:multiLevelType w:val="hybridMultilevel"/>
+    <w:tmpl w:val="327AE8A6"/>
+    <w:lvl w:ilvl="0" w:tplc="04090001">
+      <w:start w:val="1"/>
+      <w:numFmt w:val="bullet"/>
+      <w:lvlText w:val=""/>
+      <w:lvlJc w:val="left"/>
+      <w:pPr>
+        <w:ind w:left="480" w:hanging="480"/>
+      </w:pPr>
+      <w:rPr>
+        <w:rFonts w:ascii="Wingdings" w:hAnsi="Wingdings" w:hint="default"/>
+      </w:rPr>
+    </w:lvl>
+    <w:lvl w:ilvl="1" w:tplc="04090003" w:tentative="1">
+      <w:start w:val="1"/>
+      <w:numFmt w:val="bullet"/>
+      <w:lvlText w:val=""/>
+      <w:lvlJc w:val="left"/>
+      <w:pPr>
+        <w:ind w:left="960" w:hanging="480"/>
+      </w:pPr>
+      <w:rPr>
+        <w:rFonts w:ascii="Wingdings" w:hAnsi="Wingdings" w:hint="default"/>
+      </w:rPr>
+    </w:lvl>
+    <w:lvl w:ilvl="2" w:tplc="04090005" w:tentative="1">
+      <w:start w:val="1"/>
+      <w:numFmt w:val="bullet"/>
+      <w:lvlText w:val=""/>
+      <w:lvlJc w:val="left"/>
+      <w:pPr>
+        <w:ind w:left="1440" w:hanging="480"/>
+      </w:pPr>
+      <w:rPr>
+        <w:rFonts w:ascii="Wingdings" w:hAnsi="Wingdings" w:hint="default"/>
+      </w:rPr>
+    </w:lvl>
+    <w:lvl w:ilvl="3" w:tplc="04090001" w:tentative="1">
+      <w:start w:val="1"/>
+      <w:numFmt w:val="bullet"/>
+      <w:lvlText w:val=""/>
+      <w:lvlJc w:val="left"/>
+      <w:pPr>
+        <w:ind w:left="1920" w:hanging="480"/>
+      </w:pPr>
+      <w:rPr>
+        <w:rFonts w:ascii="Wingdings" w:hAnsi="Wingdings" w:hint="default"/>
+      </w:rPr>
+    </w:lvl>
+    <w:lvl w:ilvl="4" w:tplc="04090003" w:tentative="1">
+      <w:start w:val="1"/>
+      <w:numFmt w:val="bullet"/>
+      <w:lvlText w:val=""/>
+      <w:lvlJc w:val="left"/>
+      <w:pPr>
+        <w:ind w:left="2400" w:hanging="480"/>
+      </w:pPr>
+      <w:rPr>
+        <w:rFonts w:ascii="Wingdings" w:hAnsi="Wingdings" w:hint="default"/>
+      </w:rPr>
+    </w:lvl>
+    <w:lvl w:ilvl="5" w:tplc="04090005" w:tentative="1">
+      <w:start w:val="1"/>
+      <w:numFmt w:val="bullet"/>
+      <w:lvlText w:val=""/>
+      <w:lvlJc w:val="left"/>
+      <w:pPr>
+        <w:ind w:left="2880" w:hanging="480"/>
+      </w:pPr>
+      <w:rPr>
+        <w:rFonts w:ascii="Wingdings" w:hAnsi="Wingdings" w:hint="default"/>
+      </w:rPr>
+    </w:lvl>
+    <w:lvl w:ilvl="6" w:tplc="04090001" w:tentative="1">
+      <w:start w:val="1"/>
+      <w:numFmt w:val="bullet"/>
+      <w:lvlText w:val=""/>
+      <w:lvlJc w:val="left"/>
+      <w:pPr>
+        <w:ind w:left="3360" w:hanging="480"/>
+      </w:pPr>
+      <w:rPr>
+        <w:rFonts w:ascii="Wingdings" w:hAnsi="Wingdings" w:hint="default"/>
+      </w:rPr>
+    </w:lvl>
+    <w:lvl w:ilvl="7" w:tplc="04090003" w:tentative="1">
+      <w:start w:val="1"/>
+      <w:numFmt w:val="bullet"/>
+      <w:lvlText w:val=""/>
+      <w:lvlJc w:val="left"/>
+      <w:pPr>
+        <w:ind w:left="3840" w:hanging="480"/>
+      </w:pPr>
+      <w:rPr>
+        <w:rFonts w:ascii="Wingdings" w:hAnsi="Wingdings" w:hint="default"/>
+      </w:rPr>
+    </w:lvl>
+    <w:lvl w:ilvl="8" w:tplc="04090005" w:tentative="1">
+      <w:start w:val="1"/>
+      <w:numFmt w:val="bullet"/>
+      <w:lvlText w:val=""/>
+      <w:lvlJc w:val="left"/>
+      <w:pPr>
+        <w:ind w:left="4320" w:hanging="480"/>
+      </w:pPr>
+      <w:rPr>
+        <w:rFonts w:ascii="Wingdings" w:hAnsi="Wingdings" w:hint="default"/>
+      </w:rPr>
+    </w:lvl>
+  </w:abstractNum>
+  <w:abstractNum w:abstractNumId="31" w15:restartNumberingAfterBreak="0">
     <w:nsid w:val="7E6F3359"/>
     <w:multiLevelType w:val="hybridMultilevel"/>
     <w:tmpl w:val="3AC050FA"/>
@@ -3696,88 +4304,100 @@
     </w:lvl>
   </w:abstractNum>
   <w:num w:numId="1" w16cid:durableId="2033607633">
+    <w:abstractNumId w:val="11"/>
+  </w:num>
+  <w:num w:numId="2" w16cid:durableId="1034500834">
+    <w:abstractNumId w:val="13"/>
+  </w:num>
+  <w:num w:numId="3" w16cid:durableId="1556891636">
+    <w:abstractNumId w:val="16"/>
+  </w:num>
+  <w:num w:numId="4" w16cid:durableId="607085495">
+    <w:abstractNumId w:val="17"/>
+  </w:num>
+  <w:num w:numId="5" w16cid:durableId="2051762994">
+    <w:abstractNumId w:val="12"/>
+  </w:num>
+  <w:num w:numId="6" w16cid:durableId="511795481">
+    <w:abstractNumId w:val="27"/>
+  </w:num>
+  <w:num w:numId="7" w16cid:durableId="115032725">
+    <w:abstractNumId w:val="8"/>
+  </w:num>
+  <w:num w:numId="8" w16cid:durableId="928395278">
+    <w:abstractNumId w:val="23"/>
+  </w:num>
+  <w:num w:numId="9" w16cid:durableId="967975849">
+    <w:abstractNumId w:val="21"/>
+  </w:num>
+  <w:num w:numId="10" w16cid:durableId="1425416117">
+    <w:abstractNumId w:val="7"/>
+  </w:num>
+  <w:num w:numId="11" w16cid:durableId="1805199689">
+    <w:abstractNumId w:val="9"/>
+  </w:num>
+  <w:num w:numId="12" w16cid:durableId="647126021">
+    <w:abstractNumId w:val="29"/>
+  </w:num>
+  <w:num w:numId="13" w16cid:durableId="1822770559">
+    <w:abstractNumId w:val="22"/>
+  </w:num>
+  <w:num w:numId="14" w16cid:durableId="1738549716">
+    <w:abstractNumId w:val="24"/>
+  </w:num>
+  <w:num w:numId="15" w16cid:durableId="1307392173">
+    <w:abstractNumId w:val="5"/>
+  </w:num>
+  <w:num w:numId="16" w16cid:durableId="1079598374">
+    <w:abstractNumId w:val="19"/>
+  </w:num>
+  <w:num w:numId="17" w16cid:durableId="1326595504">
+    <w:abstractNumId w:val="25"/>
+  </w:num>
+  <w:num w:numId="18" w16cid:durableId="1986859857">
+    <w:abstractNumId w:val="20"/>
+  </w:num>
+  <w:num w:numId="19" w16cid:durableId="1934589590">
+    <w:abstractNumId w:val="1"/>
+  </w:num>
+  <w:num w:numId="20" w16cid:durableId="1360356003">
+    <w:abstractNumId w:val="28"/>
+  </w:num>
+  <w:num w:numId="21" w16cid:durableId="1048796177">
+    <w:abstractNumId w:val="18"/>
+  </w:num>
+  <w:num w:numId="22" w16cid:durableId="965159014">
+    <w:abstractNumId w:val="2"/>
+  </w:num>
+  <w:num w:numId="23" w16cid:durableId="587075738">
+    <w:abstractNumId w:val="3"/>
+  </w:num>
+  <w:num w:numId="24" w16cid:durableId="407531925">
     <w:abstractNumId w:val="10"/>
   </w:num>
-  <w:num w:numId="2" w16cid:durableId="1034500834">
-    <w:abstractNumId w:val="12"/>
-  </w:num>
-  <w:num w:numId="3" w16cid:durableId="1556891636">
+  <w:num w:numId="25" w16cid:durableId="371269097">
     <w:abstractNumId w:val="14"/>
   </w:num>
-  <w:num w:numId="4" w16cid:durableId="607085495">
+  <w:num w:numId="26" w16cid:durableId="2172743">
+    <w:abstractNumId w:val="4"/>
+  </w:num>
+  <w:num w:numId="27" w16cid:durableId="309095868">
+    <w:abstractNumId w:val="6"/>
+  </w:num>
+  <w:num w:numId="28" w16cid:durableId="379596869">
+    <w:abstractNumId w:val="31"/>
+  </w:num>
+  <w:num w:numId="29" w16cid:durableId="2087263376">
+    <w:abstractNumId w:val="0"/>
+  </w:num>
+  <w:num w:numId="30" w16cid:durableId="1376615814">
+    <w:abstractNumId w:val="26"/>
+  </w:num>
+  <w:num w:numId="31" w16cid:durableId="2083797226">
     <w:abstractNumId w:val="15"/>
   </w:num>
-  <w:num w:numId="5" w16cid:durableId="2051762994">
-    <w:abstractNumId w:val="11"/>
-  </w:num>
-  <w:num w:numId="6" w16cid:durableId="511795481">
-    <w:abstractNumId w:val="24"/>
-  </w:num>
-  <w:num w:numId="7" w16cid:durableId="115032725">
-    <w:abstractNumId w:val="7"/>
-  </w:num>
-  <w:num w:numId="8" w16cid:durableId="928395278">
-    <w:abstractNumId w:val="21"/>
-  </w:num>
-  <w:num w:numId="9" w16cid:durableId="967975849">
-    <w:abstractNumId w:val="19"/>
-  </w:num>
-  <w:num w:numId="10" w16cid:durableId="1425416117">
-    <w:abstractNumId w:val="6"/>
-  </w:num>
-  <w:num w:numId="11" w16cid:durableId="1805199689">
-    <w:abstractNumId w:val="8"/>
-  </w:num>
-  <w:num w:numId="12" w16cid:durableId="647126021">
-    <w:abstractNumId w:val="26"/>
-  </w:num>
-  <w:num w:numId="13" w16cid:durableId="1822770559">
-    <w:abstractNumId w:val="20"/>
-  </w:num>
-  <w:num w:numId="14" w16cid:durableId="1738549716">
-    <w:abstractNumId w:val="22"/>
-  </w:num>
-  <w:num w:numId="15" w16cid:durableId="1307392173">
-    <w:abstractNumId w:val="4"/>
-  </w:num>
-  <w:num w:numId="16" w16cid:durableId="1079598374">
-    <w:abstractNumId w:val="17"/>
-  </w:num>
-  <w:num w:numId="17" w16cid:durableId="1326595504">
-    <w:abstractNumId w:val="23"/>
-  </w:num>
-  <w:num w:numId="18" w16cid:durableId="1986859857">
-    <w:abstractNumId w:val="18"/>
-  </w:num>
-  <w:num w:numId="19" w16cid:durableId="1934589590">
-    <w:abstractNumId w:val="0"/>
-  </w:num>
-  <w:num w:numId="20" w16cid:durableId="1360356003">
-    <w:abstractNumId w:val="25"/>
-  </w:num>
-  <w:num w:numId="21" w16cid:durableId="1048796177">
-    <w:abstractNumId w:val="16"/>
-  </w:num>
-  <w:num w:numId="22" w16cid:durableId="965159014">
-    <w:abstractNumId w:val="1"/>
-  </w:num>
-  <w:num w:numId="23" w16cid:durableId="587075738">
-    <w:abstractNumId w:val="2"/>
-  </w:num>
-  <w:num w:numId="24" w16cid:durableId="407531925">
-    <w:abstractNumId w:val="9"/>
-  </w:num>
-  <w:num w:numId="25" w16cid:durableId="371269097">
-    <w:abstractNumId w:val="13"/>
-  </w:num>
-  <w:num w:numId="26" w16cid:durableId="2172743">
-    <w:abstractNumId w:val="3"/>
-  </w:num>
-  <w:num w:numId="27" w16cid:durableId="309095868">
-    <w:abstractNumId w:val="5"/>
-  </w:num>
-  <w:num w:numId="28" w16cid:durableId="379596869">
-    <w:abstractNumId w:val="27"/>
+  <w:num w:numId="32" w16cid:durableId="504126896">
+    <w:abstractNumId w:val="30"/>
   </w:num>
 </w:numbering>
 </file>
@@ -4384,7 +5004,6 @@
   <w:style w:type="character" w:default="1" w:styleId="DefaultParagraphFont">
     <w:name w:val="Default Paragraph Font"/>
     <w:uiPriority w:val="1"/>
-    <w:semiHidden/>
     <w:unhideWhenUsed/>
   </w:style>
   <w:style w:type="table" w:default="1" w:styleId="TableNormal">
